--- a/SanPhamBanGiao/README.docx
+++ b/SanPhamBanGiao/README.docx
@@ -44,7 +44,7 @@
         <w:tc>
           <w:tcPr>
             <w:tcW w:type="dxa" w:w="2436"/>
-            <w:shd w:val="clear" w:color="auto" w:fill="D9E2F3"/>
+            <w:shd w:val="clear" w:color="auto" w:fill="E7E6E6"/>
           </w:tcPr>
           <w:p>
             <w:r>
@@ -64,7 +64,7 @@
         <w:tc>
           <w:tcPr>
             <w:tcW w:type="dxa" w:w="2436"/>
-            <w:shd w:val="clear" w:color="auto" w:fill="D9E2F3"/>
+            <w:shd w:val="clear" w:color="auto" w:fill="E7E6E6"/>
           </w:tcPr>
           <w:p>
             <w:r>
@@ -84,7 +84,7 @@
         <w:tc>
           <w:tcPr>
             <w:tcW w:type="dxa" w:w="2436"/>
-            <w:shd w:val="clear" w:color="auto" w:fill="D9E2F3"/>
+            <w:shd w:val="clear" w:color="auto" w:fill="E7E6E6"/>
           </w:tcPr>
           <w:p>
             <w:r>
@@ -104,7 +104,7 @@
         <w:tc>
           <w:tcPr>
             <w:tcW w:type="dxa" w:w="2436"/>
-            <w:shd w:val="clear" w:color="auto" w:fill="D9E2F3"/>
+            <w:shd w:val="clear" w:color="auto" w:fill="E7E6E6"/>
           </w:tcPr>
           <w:p>
             <w:r>
@@ -160,7 +160,7 @@
             <w:r>
               <w:rPr>
                 <w:rFonts w:ascii="Consolas" w:hAnsi="Consolas"/>
-                <w:color w:val="8B1A1A"/>
+                <w:color w:val="000000"/>
                 <w:sz w:val="20"/>
               </w:rPr>
               <w:t>1_KhoParquetMau_Manifest/</w:t>
@@ -176,7 +176,7 @@
             <w:r>
               <w:rPr>
                 <w:rFonts w:ascii="Consolas" w:hAnsi="Consolas"/>
-                <w:color w:val="8B1A1A"/>
+                <w:color w:val="000000"/>
                 <w:sz w:val="20"/>
               </w:rPr>
               <w:t>kho_mau/</w:t>
@@ -190,7 +190,7 @@
             <w:r>
               <w:rPr>
                 <w:rFonts w:ascii="Consolas" w:hAnsi="Consolas"/>
-                <w:color w:val="8B1A1A"/>
+                <w:color w:val="000000"/>
                 <w:sz w:val="20"/>
               </w:rPr>
               <w:t>_lake_log</w:t>
@@ -204,7 +204,7 @@
             <w:r>
               <w:rPr>
                 <w:rFonts w:ascii="Consolas" w:hAnsi="Consolas"/>
-                <w:color w:val="8B1A1A"/>
+                <w:color w:val="000000"/>
                 <w:sz w:val="20"/>
               </w:rPr>
               <w:t>manifest/manifest_full.json</w:t>
@@ -250,7 +250,7 @@
             <w:r>
               <w:rPr>
                 <w:rFonts w:ascii="Consolas" w:hAnsi="Consolas"/>
-                <w:color w:val="8B1A1A"/>
+                <w:color w:val="000000"/>
                 <w:sz w:val="20"/>
               </w:rPr>
               <w:t>2_LuocDo_DataDictionary/</w:t>
@@ -266,7 +266,7 @@
             <w:r>
               <w:rPr>
                 <w:rFonts w:ascii="Consolas" w:hAnsi="Consolas"/>
-                <w:color w:val="8B1A1A"/>
+                <w:color w:val="000000"/>
                 <w:sz w:val="20"/>
               </w:rPr>
               <w:t>data_dictionary.md/.csv</w:t>
@@ -280,7 +280,7 @@
             <w:r>
               <w:rPr>
                 <w:rFonts w:ascii="Consolas" w:hAnsi="Consolas"/>
-                <w:color w:val="8B1A1A"/>
+                <w:color w:val="000000"/>
                 <w:sz w:val="20"/>
               </w:rPr>
               <w:t>data_contract.md</w:t>
@@ -294,7 +294,7 @@
             <w:r>
               <w:rPr>
                 <w:rFonts w:ascii="Consolas" w:hAnsi="Consolas"/>
-                <w:color w:val="8B1A1A"/>
+                <w:color w:val="000000"/>
                 <w:sz w:val="20"/>
               </w:rPr>
               <w:t>data_contract_v1.0.yaml</w:t>
@@ -340,7 +340,7 @@
             <w:r>
               <w:rPr>
                 <w:rFonts w:ascii="Consolas" w:hAnsi="Consolas"/>
-                <w:color w:val="8B1A1A"/>
+                <w:color w:val="000000"/>
                 <w:sz w:val="20"/>
               </w:rPr>
               <w:t>3_Pipeline_Ingest_ETL/</w:t>
@@ -356,7 +356,7 @@
             <w:r>
               <w:rPr>
                 <w:rFonts w:ascii="Consolas" w:hAnsi="Consolas"/>
-                <w:color w:val="8B1A1A"/>
+                <w:color w:val="000000"/>
                 <w:sz w:val="20"/>
               </w:rPr>
               <w:t>src/mdl/</w:t>
@@ -370,7 +370,7 @@
             <w:r>
               <w:rPr>
                 <w:rFonts w:ascii="Consolas" w:hAnsi="Consolas"/>
-                <w:color w:val="8B1A1A"/>
+                <w:color w:val="000000"/>
                 <w:sz w:val="20"/>
               </w:rPr>
               <w:t>scripts/mdl.py</w:t>
@@ -384,7 +384,7 @@
             <w:r>
               <w:rPr>
                 <w:rFonts w:ascii="Consolas" w:hAnsi="Consolas"/>
-                <w:color w:val="8B1A1A"/>
+                <w:color w:val="000000"/>
                 <w:sz w:val="20"/>
               </w:rPr>
               <w:t>tests/</w:t>
@@ -436,7 +436,7 @@
             <w:r>
               <w:rPr>
                 <w:rFonts w:ascii="Consolas" w:hAnsi="Consolas"/>
-                <w:color w:val="8B1A1A"/>
+                <w:color w:val="000000"/>
                 <w:sz w:val="20"/>
               </w:rPr>
               <w:t>4_DataCard_LicenseNote/</w:t>
@@ -452,7 +452,7 @@
             <w:r>
               <w:rPr>
                 <w:rFonts w:ascii="Consolas" w:hAnsi="Consolas"/>
-                <w:color w:val="8B1A1A"/>
+                <w:color w:val="000000"/>
                 <w:sz w:val="20"/>
               </w:rPr>
               <w:t>data_card.md</w:t>
@@ -466,7 +466,7 @@
             <w:r>
               <w:rPr>
                 <w:rFonts w:ascii="Consolas" w:hAnsi="Consolas"/>
-                <w:color w:val="8B1A1A"/>
+                <w:color w:val="000000"/>
                 <w:sz w:val="20"/>
               </w:rPr>
               <w:t>privacy_license_note.md</w:t>
@@ -480,7 +480,7 @@
             <w:r>
               <w:rPr>
                 <w:rFonts w:ascii="Consolas" w:hAnsi="Consolas"/>
-                <w:color w:val="8B1A1A"/>
+                <w:color w:val="000000"/>
                 <w:sz w:val="20"/>
               </w:rPr>
               <w:t>system_card.md</w:t>
@@ -526,7 +526,7 @@
             <w:r>
               <w:rPr>
                 <w:rFonts w:ascii="Consolas" w:hAnsi="Consolas"/>
-                <w:color w:val="8B1A1A"/>
+                <w:color w:val="000000"/>
                 <w:sz w:val="20"/>
               </w:rPr>
               <w:t>5_BoTruyVanKiemTra/</w:t>
@@ -542,7 +542,7 @@
             <w:r>
               <w:rPr>
                 <w:rFonts w:ascii="Consolas" w:hAnsi="Consolas"/>
-                <w:color w:val="8B1A1A"/>
+                <w:color w:val="000000"/>
                 <w:sz w:val="20"/>
               </w:rPr>
               <w:t>truy_van_kiem_tra.sql</w:t>
@@ -556,7 +556,7 @@
             <w:r>
               <w:rPr>
                 <w:rFonts w:ascii="Consolas" w:hAnsi="Consolas"/>
-                <w:color w:val="8B1A1A"/>
+                <w:color w:val="000000"/>
                 <w:sz w:val="20"/>
               </w:rPr>
               <w:t>chay_truy_van.py</w:t>
@@ -608,7 +608,7 @@
             <w:r>
               <w:rPr>
                 <w:rFonts w:ascii="Consolas" w:hAnsi="Consolas"/>
-                <w:color w:val="8B1A1A"/>
+                <w:color w:val="000000"/>
                 <w:sz w:val="20"/>
               </w:rPr>
               <w:t>6_RawResults_BieuDo/</w:t>
@@ -624,7 +624,7 @@
             <w:r>
               <w:rPr>
                 <w:rFonts w:ascii="Consolas" w:hAnsi="Consolas"/>
-                <w:color w:val="8B1A1A"/>
+                <w:color w:val="000000"/>
                 <w:sz w:val="20"/>
               </w:rPr>
               <w:t>raw/tuan_03…10/</w:t>
@@ -638,7 +638,7 @@
             <w:r>
               <w:rPr>
                 <w:rFonts w:ascii="Consolas" w:hAnsi="Consolas"/>
-                <w:color w:val="8B1A1A"/>
+                <w:color w:val="000000"/>
                 <w:sz w:val="20"/>
               </w:rPr>
               <w:t>figures/</w:t>
@@ -652,7 +652,7 @@
             <w:r>
               <w:rPr>
                 <w:rFonts w:ascii="Consolas" w:hAnsi="Consolas"/>
-                <w:color w:val="8B1A1A"/>
+                <w:color w:val="000000"/>
                 <w:sz w:val="20"/>
               </w:rPr>
               <w:t>tables/</w:t>
@@ -698,7 +698,7 @@
             <w:r>
               <w:rPr>
                 <w:rFonts w:ascii="Consolas" w:hAnsi="Consolas"/>
-                <w:color w:val="8B1A1A"/>
+                <w:color w:val="000000"/>
                 <w:sz w:val="20"/>
               </w:rPr>
               <w:t>7_README_Demo/</w:t>
@@ -714,7 +714,7 @@
             <w:r>
               <w:rPr>
                 <w:rFonts w:ascii="Consolas" w:hAnsi="Consolas"/>
-                <w:color w:val="8B1A1A"/>
+                <w:color w:val="000000"/>
                 <w:sz w:val="20"/>
               </w:rPr>
               <w:t>README.md</w:t>
@@ -728,7 +728,7 @@
             <w:r>
               <w:rPr>
                 <w:rFonts w:ascii="Consolas" w:hAnsi="Consolas"/>
-                <w:color w:val="8B1A1A"/>
+                <w:color w:val="000000"/>
                 <w:sz w:val="20"/>
               </w:rPr>
               <w:t>demo.py</w:t>
@@ -742,7 +742,7 @@
             <w:r>
               <w:rPr>
                 <w:rFonts w:ascii="Consolas" w:hAnsi="Consolas"/>
-                <w:color w:val="8B1A1A"/>
+                <w:color w:val="000000"/>
                 <w:sz w:val="20"/>
               </w:rPr>
               <w:t>demo_output.txt</w:t>
@@ -780,7 +780,7 @@
         <w:tc>
           <w:tcPr>
             <w:tcW w:type="dxa" w:w="4873"/>
-            <w:shd w:val="clear" w:color="auto" w:fill="D9E2F3"/>
+            <w:shd w:val="clear" w:color="auto" w:fill="E7E6E6"/>
           </w:tcPr>
           <w:p>
             <w:r>
@@ -800,7 +800,7 @@
         <w:tc>
           <w:tcPr>
             <w:tcW w:type="dxa" w:w="4873"/>
-            <w:shd w:val="clear" w:color="auto" w:fill="D9E2F3"/>
+            <w:shd w:val="clear" w:color="auto" w:fill="E7E6E6"/>
           </w:tcPr>
           <w:p>
             <w:r>
@@ -848,7 +848,7 @@
             <w:r>
               <w:rPr>
                 <w:rFonts w:ascii="Consolas" w:hAnsi="Consolas"/>
-                <w:color w:val="8B1A1A"/>
+                <w:color w:val="000000"/>
                 <w:sz w:val="20"/>
               </w:rPr>
               <w:t>src/mdl/readers.py</w:t>
@@ -886,7 +886,7 @@
             <w:r>
               <w:rPr>
                 <w:rFonts w:ascii="Consolas" w:hAnsi="Consolas"/>
-                <w:color w:val="8B1A1A"/>
+                <w:color w:val="000000"/>
                 <w:sz w:val="20"/>
               </w:rPr>
               <w:t>cd 3_Pipeline_Ingest_ETL</w:t>
@@ -900,7 +900,7 @@
             <w:r>
               <w:rPr>
                 <w:rFonts w:ascii="Consolas" w:hAnsi="Consolas"/>
-                <w:color w:val="8B1A1A"/>
+                <w:color w:val="000000"/>
                 <w:sz w:val="20"/>
               </w:rPr>
               <w:t>python scripts/mdl.py sample</w:t>
@@ -938,7 +938,7 @@
             <w:r>
               <w:rPr>
                 <w:rFonts w:ascii="Consolas" w:hAnsi="Consolas"/>
-                <w:color w:val="8B1A1A"/>
+                <w:color w:val="000000"/>
                 <w:sz w:val="20"/>
               </w:rPr>
               <w:t>raw/tuan_07/w7_all_runs.csv</w:t>
@@ -982,7 +982,7 @@
             <w:r>
               <w:rPr>
                 <w:rFonts w:ascii="Consolas" w:hAnsi="Consolas"/>
-                <w:color w:val="8B1A1A"/>
+                <w:color w:val="000000"/>
                 <w:sz w:val="20"/>
               </w:rPr>
               <w:t>raw/tuan_06/provenance_trace.json</w:t>
@@ -1026,7 +1026,7 @@
             <w:r>
               <w:rPr>
                 <w:rFonts w:ascii="Consolas" w:hAnsi="Consolas"/>
-                <w:color w:val="8B1A1A"/>
+                <w:color w:val="000000"/>
                 <w:sz w:val="20"/>
               </w:rPr>
               <w:t>docs/api.md</w:t>
@@ -1052,7 +1052,7 @@
       <w:r>
         <w:rPr>
           <w:rFonts w:ascii="Consolas" w:hAnsi="Consolas"/>
-          <w:color w:val="8B1A1A"/>
+          <w:color w:val="000000"/>
           <w:sz w:val="19"/>
         </w:rPr>
         <w:t>../Tuan_10/math_data_lake/</w:t>
@@ -1436,6 +1436,7 @@
     <w:rsid w:val="00FC693F"/>
     <w:rPr>
       <w:rFonts w:ascii="Times New Roman" w:hAnsi="Times New Roman" w:eastAsia="Times New Roman"/>
+      <w:color w:val="000000"/>
       <w:sz w:val="24"/>
     </w:rPr>
   </w:style>
@@ -1501,7 +1502,7 @@
       <w:rFonts w:ascii="Times New Roman" w:hAnsi="Times New Roman" w:eastAsia="Times New Roman" w:cs="Times New Roman"/>
       <w:b/>
       <w:bCs/>
-      <w:color w:val="1F3A68"/>
+      <w:color w:val="000000"/>
       <w:sz w:val="28"/>
       <w:szCs w:val="28"/>
     </w:rPr>
@@ -1525,7 +1526,7 @@
       <w:rFonts w:ascii="Times New Roman" w:hAnsi="Times New Roman" w:eastAsia="Times New Roman" w:cs="Times New Roman"/>
       <w:b/>
       <w:bCs/>
-      <w:color w:val="1F3A68"/>
+      <w:color w:val="000000"/>
       <w:sz w:val="26"/>
       <w:szCs w:val="26"/>
     </w:rPr>
@@ -1549,7 +1550,7 @@
       <w:rFonts w:ascii="Times New Roman" w:hAnsi="Times New Roman" w:eastAsia="Times New Roman" w:cs="Times New Roman"/>
       <w:b/>
       <w:bCs/>
-      <w:color w:val="1F3A68"/>
+      <w:color w:val="000000"/>
     </w:rPr>
   </w:style>
   <w:style w:type="paragraph" w:styleId="Heading4">
@@ -1574,7 +1575,7 @@
       <w:bCs/>
       <w:i/>
       <w:iCs/>
-      <w:color w:val="1F3A68"/>
+      <w:color w:val="000000"/>
     </w:rPr>
   </w:style>
   <w:style w:type="paragraph" w:styleId="Heading5">
@@ -1595,7 +1596,7 @@
     </w:pPr>
     <w:rPr>
       <w:rFonts w:asciiTheme="majorHAnsi" w:eastAsiaTheme="majorEastAsia" w:hAnsiTheme="majorHAnsi" w:cstheme="majorBidi"/>
-      <w:color w:val="243F60" w:themeColor="accent1" w:themeShade="7F"/>
+      <w:color w:val="000000"/>
     </w:rPr>
   </w:style>
   <w:style w:type="paragraph" w:styleId="Heading6">
@@ -1618,7 +1619,7 @@
       <w:rFonts w:asciiTheme="majorHAnsi" w:eastAsiaTheme="majorEastAsia" w:hAnsiTheme="majorHAnsi" w:cstheme="majorBidi"/>
       <w:i/>
       <w:iCs/>
-      <w:color w:val="243F60" w:themeColor="accent1" w:themeShade="7F"/>
+      <w:color w:val="000000"/>
     </w:rPr>
   </w:style>
   <w:style w:type="paragraph" w:styleId="Heading7">
@@ -1641,7 +1642,7 @@
       <w:rFonts w:asciiTheme="majorHAnsi" w:eastAsiaTheme="majorEastAsia" w:hAnsiTheme="majorHAnsi" w:cstheme="majorBidi"/>
       <w:i/>
       <w:iCs/>
-      <w:color w:val="404040" w:themeColor="text1" w:themeTint="BF"/>
+      <w:color w:val="000000"/>
     </w:rPr>
   </w:style>
   <w:style w:type="paragraph" w:styleId="Heading8">
@@ -1662,7 +1663,7 @@
     </w:pPr>
     <w:rPr>
       <w:rFonts w:asciiTheme="majorHAnsi" w:eastAsiaTheme="majorEastAsia" w:hAnsiTheme="majorHAnsi" w:cstheme="majorBidi"/>
-      <w:color w:val="4F81BD" w:themeColor="accent1"/>
+      <w:color w:val="000000"/>
       <w:sz w:val="20"/>
       <w:szCs w:val="20"/>
     </w:rPr>
@@ -1687,7 +1688,7 @@
       <w:rFonts w:asciiTheme="majorHAnsi" w:eastAsiaTheme="majorEastAsia" w:hAnsiTheme="majorHAnsi" w:cstheme="majorBidi"/>
       <w:i/>
       <w:iCs/>
-      <w:color w:val="404040" w:themeColor="text1" w:themeTint="BF"/>
+      <w:color w:val="000000"/>
       <w:sz w:val="20"/>
       <w:szCs w:val="20"/>
     </w:rPr>
@@ -1738,7 +1739,7 @@
       <w:rFonts w:asciiTheme="majorHAnsi" w:eastAsiaTheme="majorEastAsia" w:hAnsiTheme="majorHAnsi" w:cstheme="majorBidi"/>
       <w:b/>
       <w:bCs/>
-      <w:color w:val="365F91" w:themeColor="accent1" w:themeShade="BF"/>
+      <w:color w:val="000000"/>
       <w:sz w:val="28"/>
       <w:szCs w:val="28"/>
     </w:rPr>
@@ -1753,7 +1754,7 @@
       <w:rFonts w:asciiTheme="majorHAnsi" w:eastAsiaTheme="majorEastAsia" w:hAnsiTheme="majorHAnsi" w:cstheme="majorBidi"/>
       <w:b/>
       <w:bCs/>
-      <w:color w:val="4F81BD" w:themeColor="accent1"/>
+      <w:color w:val="000000"/>
       <w:sz w:val="26"/>
       <w:szCs w:val="26"/>
     </w:rPr>
@@ -1768,7 +1769,7 @@
       <w:rFonts w:asciiTheme="majorHAnsi" w:eastAsiaTheme="majorEastAsia" w:hAnsiTheme="majorHAnsi" w:cstheme="majorBidi"/>
       <w:b/>
       <w:bCs/>
-      <w:color w:val="4F81BD" w:themeColor="accent1"/>
+      <w:color w:val="000000"/>
     </w:rPr>
   </w:style>
   <w:style w:type="paragraph" w:styleId="Title">
@@ -1788,7 +1789,7 @@
     </w:pPr>
     <w:rPr>
       <w:rFonts w:ascii="Times New Roman" w:hAnsi="Times New Roman" w:eastAsia="Times New Roman" w:cs="Times New Roman"/>
-      <w:color w:val="1F3A68"/>
+      <w:color w:val="000000"/>
       <w:spacing w:val="5"/>
       <w:kern w:val="28"/>
       <w:sz w:val="52"/>
@@ -1803,7 +1804,7 @@
     <w:rsid w:val="00FC693F"/>
     <w:rPr>
       <w:rFonts w:asciiTheme="majorHAnsi" w:eastAsiaTheme="majorEastAsia" w:hAnsiTheme="majorHAnsi" w:cstheme="majorBidi"/>
-      <w:color w:val="17365D" w:themeColor="text2" w:themeShade="BF"/>
+      <w:color w:val="000000"/>
       <w:spacing w:val="5"/>
       <w:kern w:val="28"/>
       <w:sz w:val="52"/>
@@ -1827,7 +1828,7 @@
       <w:rFonts w:asciiTheme="majorHAnsi" w:eastAsiaTheme="majorEastAsia" w:hAnsiTheme="majorHAnsi" w:cstheme="majorBidi"/>
       <w:i/>
       <w:iCs/>
-      <w:color w:val="4F81BD" w:themeColor="accent1"/>
+      <w:color w:val="000000"/>
       <w:spacing w:val="15"/>
       <w:sz w:val="24"/>
       <w:szCs w:val="24"/>
@@ -1843,7 +1844,7 @@
       <w:rFonts w:asciiTheme="majorHAnsi" w:eastAsiaTheme="majorEastAsia" w:hAnsiTheme="majorHAnsi" w:cstheme="majorBidi"/>
       <w:i/>
       <w:iCs/>
-      <w:color w:val="4F81BD" w:themeColor="accent1"/>
+      <w:color w:val="000000"/>
       <w:spacing w:val="15"/>
       <w:sz w:val="24"/>
       <w:szCs w:val="24"/>
@@ -2115,7 +2116,7 @@
     <w:rPr>
       <w:i/>
       <w:iCs/>
-      <w:color w:val="000000" w:themeColor="text1"/>
+      <w:color w:val="000000"/>
     </w:rPr>
   </w:style>
   <w:style w:type="character" w:customStyle="1" w:styleId="QuoteChar">
@@ -2127,7 +2128,7 @@
     <w:rPr>
       <w:i/>
       <w:iCs/>
-      <w:color w:val="000000" w:themeColor="text1"/>
+      <w:color w:val="000000"/>
     </w:rPr>
   </w:style>
   <w:style w:type="character" w:customStyle="1" w:styleId="Heading4Char">
@@ -2143,7 +2144,7 @@
       <w:bCs/>
       <w:i/>
       <w:iCs/>
-      <w:color w:val="4F81BD" w:themeColor="accent1"/>
+      <w:color w:val="000000"/>
     </w:rPr>
   </w:style>
   <w:style w:type="character" w:customStyle="1" w:styleId="Heading5Char">
@@ -2155,7 +2156,7 @@
     <w:rsid w:val="00FC693F"/>
     <w:rPr>
       <w:rFonts w:asciiTheme="majorHAnsi" w:eastAsiaTheme="majorEastAsia" w:hAnsiTheme="majorHAnsi" w:cstheme="majorBidi"/>
-      <w:color w:val="243F60" w:themeColor="accent1" w:themeShade="7F"/>
+      <w:color w:val="000000"/>
     </w:rPr>
   </w:style>
   <w:style w:type="character" w:customStyle="1" w:styleId="Heading6Char">
@@ -2169,7 +2170,7 @@
       <w:rFonts w:asciiTheme="majorHAnsi" w:eastAsiaTheme="majorEastAsia" w:hAnsiTheme="majorHAnsi" w:cstheme="majorBidi"/>
       <w:i/>
       <w:iCs/>
-      <w:color w:val="243F60" w:themeColor="accent1" w:themeShade="7F"/>
+      <w:color w:val="000000"/>
     </w:rPr>
   </w:style>
   <w:style w:type="character" w:customStyle="1" w:styleId="Heading7Char">
@@ -2183,7 +2184,7 @@
       <w:rFonts w:asciiTheme="majorHAnsi" w:eastAsiaTheme="majorEastAsia" w:hAnsiTheme="majorHAnsi" w:cstheme="majorBidi"/>
       <w:i/>
       <w:iCs/>
-      <w:color w:val="404040" w:themeColor="text1" w:themeTint="BF"/>
+      <w:color w:val="000000"/>
     </w:rPr>
   </w:style>
   <w:style w:type="character" w:customStyle="1" w:styleId="Heading8Char">
@@ -2195,7 +2196,7 @@
     <w:rsid w:val="00FC693F"/>
     <w:rPr>
       <w:rFonts w:asciiTheme="majorHAnsi" w:eastAsiaTheme="majorEastAsia" w:hAnsiTheme="majorHAnsi" w:cstheme="majorBidi"/>
-      <w:color w:val="4F81BD" w:themeColor="accent1"/>
+      <w:color w:val="000000"/>
       <w:sz w:val="20"/>
       <w:szCs w:val="20"/>
     </w:rPr>
@@ -2211,7 +2212,7 @@
       <w:rFonts w:asciiTheme="majorHAnsi" w:eastAsiaTheme="majorEastAsia" w:hAnsiTheme="majorHAnsi" w:cstheme="majorBidi"/>
       <w:i/>
       <w:iCs/>
-      <w:color w:val="404040" w:themeColor="text1" w:themeTint="BF"/>
+      <w:color w:val="000000"/>
       <w:sz w:val="20"/>
       <w:szCs w:val="20"/>
     </w:rPr>
@@ -2231,7 +2232,7 @@
     <w:rPr>
       <w:b/>
       <w:bCs/>
-      <w:color w:val="4F81BD" w:themeColor="accent1"/>
+      <w:color w:val="000000"/>
       <w:sz w:val="18"/>
       <w:szCs w:val="18"/>
     </w:rPr>
@@ -2278,7 +2279,7 @@
       <w:bCs/>
       <w:i/>
       <w:iCs/>
-      <w:color w:val="4F81BD" w:themeColor="accent1"/>
+      <w:color w:val="000000"/>
     </w:rPr>
   </w:style>
   <w:style w:type="character" w:customStyle="1" w:styleId="IntenseQuoteChar">
@@ -2292,7 +2293,7 @@
       <w:bCs/>
       <w:i/>
       <w:iCs/>
-      <w:color w:val="4F81BD" w:themeColor="accent1"/>
+      <w:color w:val="000000"/>
     </w:rPr>
   </w:style>
   <w:style w:type="character" w:styleId="SubtleEmphasis">
@@ -2304,7 +2305,7 @@
     <w:rPr>
       <w:i/>
       <w:iCs/>
-      <w:color w:val="808080" w:themeColor="text1" w:themeTint="7F"/>
+      <w:color w:val="000000"/>
     </w:rPr>
   </w:style>
   <w:style w:type="character" w:styleId="IntenseEmphasis">
@@ -2318,7 +2319,7 @@
       <w:bCs/>
       <w:i/>
       <w:iCs/>
-      <w:color w:val="4F81BD" w:themeColor="accent1"/>
+      <w:color w:val="000000"/>
     </w:rPr>
   </w:style>
   <w:style w:type="character" w:styleId="SubtleReference">
@@ -2329,7 +2330,7 @@
     <w:rsid w:val="00FC693F"/>
     <w:rPr>
       <w:smallCaps/>
-      <w:color w:val="C0504D" w:themeColor="accent2"/>
+      <w:color w:val="000000"/>
       <w:u w:val="single"/>
     </w:rPr>
   </w:style>
@@ -2343,7 +2344,7 @@
       <w:b/>
       <w:bCs/>
       <w:smallCaps/>
-      <w:color w:val="C0504D" w:themeColor="accent2"/>
+      <w:color w:val="000000"/>
       <w:spacing w:val="5"/>
       <w:u w:val="single"/>
     </w:rPr>
@@ -2409,7 +2410,7 @@
       <w:spacing w:after="0" w:line="240" w:lineRule="auto"/>
     </w:pPr>
     <w:rPr>
-      <w:color w:val="000000" w:themeColor="text1" w:themeShade="BF"/>
+      <w:color w:val="000000"/>
     </w:rPr>
     <w:tblPr>
       <w:tblStyleRowBandSize w:val="1"/>
@@ -2512,7 +2513,7 @@
       <w:spacing w:after="0" w:line="240" w:lineRule="auto"/>
     </w:pPr>
     <w:rPr>
-      <w:color w:val="365F91" w:themeColor="accent1" w:themeShade="BF"/>
+      <w:color w:val="000000"/>
     </w:rPr>
     <w:tblPr>
       <w:tblStyleRowBandSize w:val="1"/>
@@ -2615,7 +2616,7 @@
       <w:spacing w:after="0" w:line="240" w:lineRule="auto"/>
     </w:pPr>
     <w:rPr>
-      <w:color w:val="943634" w:themeColor="accent2" w:themeShade="BF"/>
+      <w:color w:val="000000"/>
     </w:rPr>
     <w:tblPr>
       <w:tblStyleRowBandSize w:val="1"/>
@@ -2718,7 +2719,7 @@
       <w:spacing w:after="0" w:line="240" w:lineRule="auto"/>
     </w:pPr>
     <w:rPr>
-      <w:color w:val="76923C" w:themeColor="accent3" w:themeShade="BF"/>
+      <w:color w:val="000000"/>
     </w:rPr>
     <w:tblPr>
       <w:tblStyleRowBandSize w:val="1"/>
@@ -2821,7 +2822,7 @@
       <w:spacing w:after="0" w:line="240" w:lineRule="auto"/>
     </w:pPr>
     <w:rPr>
-      <w:color w:val="5F497A" w:themeColor="accent4" w:themeShade="BF"/>
+      <w:color w:val="000000"/>
     </w:rPr>
     <w:tblPr>
       <w:tblStyleRowBandSize w:val="1"/>
@@ -2924,7 +2925,7 @@
       <w:spacing w:after="0" w:line="240" w:lineRule="auto"/>
     </w:pPr>
     <w:rPr>
-      <w:color w:val="31849B" w:themeColor="accent5" w:themeShade="BF"/>
+      <w:color w:val="000000"/>
     </w:rPr>
     <w:tblPr>
       <w:tblStyleRowBandSize w:val="1"/>
@@ -3027,7 +3028,7 @@
       <w:spacing w:after="0" w:line="240" w:lineRule="auto"/>
     </w:pPr>
     <w:rPr>
-      <w:color w:val="E36C0A" w:themeColor="accent6" w:themeShade="BF"/>
+      <w:color w:val="000000"/>
     </w:rPr>
     <w:tblPr>
       <w:tblStyleRowBandSize w:val="1"/>
@@ -3153,7 +3154,7 @@
       <w:rPr>
         <w:b/>
         <w:bCs/>
-        <w:color w:val="FFFFFF" w:themeColor="background1"/>
+        <w:color w:val="000000"/>
       </w:rPr>
       <w:tblPr/>
       <w:tcPr>
@@ -3245,7 +3246,7 @@
       <w:rPr>
         <w:b/>
         <w:bCs/>
-        <w:color w:val="FFFFFF" w:themeColor="background1"/>
+        <w:color w:val="000000"/>
       </w:rPr>
       <w:tblPr/>
       <w:tcPr>
@@ -3337,7 +3338,7 @@
       <w:rPr>
         <w:b/>
         <w:bCs/>
-        <w:color w:val="FFFFFF" w:themeColor="background1"/>
+        <w:color w:val="000000"/>
       </w:rPr>
       <w:tblPr/>
       <w:tcPr>
@@ -3429,7 +3430,7 @@
       <w:rPr>
         <w:b/>
         <w:bCs/>
-        <w:color w:val="FFFFFF" w:themeColor="background1"/>
+        <w:color w:val="000000"/>
       </w:rPr>
       <w:tblPr/>
       <w:tcPr>
@@ -3521,7 +3522,7 @@
       <w:rPr>
         <w:b/>
         <w:bCs/>
-        <w:color w:val="FFFFFF" w:themeColor="background1"/>
+        <w:color w:val="000000"/>
       </w:rPr>
       <w:tblPr/>
       <w:tcPr>
@@ -3613,7 +3614,7 @@
       <w:rPr>
         <w:b/>
         <w:bCs/>
-        <w:color w:val="FFFFFF" w:themeColor="background1"/>
+        <w:color w:val="000000"/>
       </w:rPr>
       <w:tblPr/>
       <w:tcPr>
@@ -3705,7 +3706,7 @@
       <w:rPr>
         <w:b/>
         <w:bCs/>
-        <w:color w:val="FFFFFF" w:themeColor="background1"/>
+        <w:color w:val="000000"/>
       </w:rPr>
       <w:tblPr/>
       <w:tcPr>
@@ -4708,7 +4709,7 @@
       <w:rPr>
         <w:b/>
         <w:bCs/>
-        <w:color w:val="FFFFFF" w:themeColor="background1"/>
+        <w:color w:val="000000"/>
       </w:rPr>
       <w:tblPr/>
       <w:tcPr>
@@ -4814,7 +4815,7 @@
       <w:rPr>
         <w:b/>
         <w:bCs/>
-        <w:color w:val="FFFFFF" w:themeColor="background1"/>
+        <w:color w:val="000000"/>
       </w:rPr>
       <w:tblPr/>
       <w:tcPr>
@@ -4920,7 +4921,7 @@
       <w:rPr>
         <w:b/>
         <w:bCs/>
-        <w:color w:val="FFFFFF" w:themeColor="background1"/>
+        <w:color w:val="000000"/>
       </w:rPr>
       <w:tblPr/>
       <w:tcPr>
@@ -5026,7 +5027,7 @@
       <w:rPr>
         <w:b/>
         <w:bCs/>
-        <w:color w:val="FFFFFF" w:themeColor="background1"/>
+        <w:color w:val="000000"/>
       </w:rPr>
       <w:tblPr/>
       <w:tcPr>
@@ -5132,7 +5133,7 @@
       <w:rPr>
         <w:b/>
         <w:bCs/>
-        <w:color w:val="FFFFFF" w:themeColor="background1"/>
+        <w:color w:val="000000"/>
       </w:rPr>
       <w:tblPr/>
       <w:tcPr>
@@ -5238,7 +5239,7 @@
       <w:rPr>
         <w:b/>
         <w:bCs/>
-        <w:color w:val="FFFFFF" w:themeColor="background1"/>
+        <w:color w:val="000000"/>
       </w:rPr>
       <w:tblPr/>
       <w:tcPr>
@@ -5344,7 +5345,7 @@
       <w:rPr>
         <w:b/>
         <w:bCs/>
-        <w:color w:val="FFFFFF" w:themeColor="background1"/>
+        <w:color w:val="000000"/>
       </w:rPr>
       <w:tblPr/>
       <w:tcPr>
@@ -5447,7 +5448,7 @@
       <w:rPr>
         <w:b/>
         <w:bCs/>
-        <w:color w:val="FFFFFF" w:themeColor="background1"/>
+        <w:color w:val="000000"/>
       </w:rPr>
       <w:tblPr/>
       <w:tcPr>
@@ -5467,7 +5468,7 @@
         <w:spacing w:before="0" w:after="0" w:line="240" w:lineRule="auto"/>
       </w:pPr>
       <w:rPr>
-        <w:color w:val="auto"/>
+        <w:color w:val="000000"/>
       </w:rPr>
       <w:tblPr/>
       <w:tcPr>
@@ -5486,7 +5487,7 @@
       <w:rPr>
         <w:b/>
         <w:bCs/>
-        <w:color w:val="FFFFFF" w:themeColor="background1"/>
+        <w:color w:val="000000"/>
       </w:rPr>
       <w:tblPr/>
       <w:tcPr>
@@ -5505,7 +5506,7 @@
       <w:rPr>
         <w:b/>
         <w:bCs/>
-        <w:color w:val="FFFFFF" w:themeColor="background1"/>
+        <w:color w:val="000000"/>
       </w:rPr>
       <w:tblPr/>
       <w:tcPr>
@@ -5551,7 +5552,7 @@
     </w:tblStylePr>
     <w:tblStylePr w:type="nwCell">
       <w:rPr>
-        <w:color w:val="FFFFFF" w:themeColor="background1"/>
+        <w:color w:val="000000"/>
       </w:rPr>
       <w:tblPr/>
       <w:tcPr>
@@ -5596,7 +5597,7 @@
       <w:rPr>
         <w:b/>
         <w:bCs/>
-        <w:color w:val="FFFFFF" w:themeColor="background1"/>
+        <w:color w:val="000000"/>
       </w:rPr>
       <w:tblPr/>
       <w:tcPr>
@@ -5616,7 +5617,7 @@
         <w:spacing w:before="0" w:after="0" w:line="240" w:lineRule="auto"/>
       </w:pPr>
       <w:rPr>
-        <w:color w:val="auto"/>
+        <w:color w:val="000000"/>
       </w:rPr>
       <w:tblPr/>
       <w:tcPr>
@@ -5635,7 +5636,7 @@
       <w:rPr>
         <w:b/>
         <w:bCs/>
-        <w:color w:val="FFFFFF" w:themeColor="background1"/>
+        <w:color w:val="000000"/>
       </w:rPr>
       <w:tblPr/>
       <w:tcPr>
@@ -5654,7 +5655,7 @@
       <w:rPr>
         <w:b/>
         <w:bCs/>
-        <w:color w:val="FFFFFF" w:themeColor="background1"/>
+        <w:color w:val="000000"/>
       </w:rPr>
       <w:tblPr/>
       <w:tcPr>
@@ -5700,7 +5701,7 @@
     </w:tblStylePr>
     <w:tblStylePr w:type="nwCell">
       <w:rPr>
-        <w:color w:val="FFFFFF" w:themeColor="background1"/>
+        <w:color w:val="000000"/>
       </w:rPr>
       <w:tblPr/>
       <w:tcPr>
@@ -5745,7 +5746,7 @@
       <w:rPr>
         <w:b/>
         <w:bCs/>
-        <w:color w:val="FFFFFF" w:themeColor="background1"/>
+        <w:color w:val="000000"/>
       </w:rPr>
       <w:tblPr/>
       <w:tcPr>
@@ -5765,7 +5766,7 @@
         <w:spacing w:before="0" w:after="0" w:line="240" w:lineRule="auto"/>
       </w:pPr>
       <w:rPr>
-        <w:color w:val="auto"/>
+        <w:color w:val="000000"/>
       </w:rPr>
       <w:tblPr/>
       <w:tcPr>
@@ -5784,7 +5785,7 @@
       <w:rPr>
         <w:b/>
         <w:bCs/>
-        <w:color w:val="FFFFFF" w:themeColor="background1"/>
+        <w:color w:val="000000"/>
       </w:rPr>
       <w:tblPr/>
       <w:tcPr>
@@ -5803,7 +5804,7 @@
       <w:rPr>
         <w:b/>
         <w:bCs/>
-        <w:color w:val="FFFFFF" w:themeColor="background1"/>
+        <w:color w:val="000000"/>
       </w:rPr>
       <w:tblPr/>
       <w:tcPr>
@@ -5849,7 +5850,7 @@
     </w:tblStylePr>
     <w:tblStylePr w:type="nwCell">
       <w:rPr>
-        <w:color w:val="FFFFFF" w:themeColor="background1"/>
+        <w:color w:val="000000"/>
       </w:rPr>
       <w:tblPr/>
       <w:tcPr>
@@ -5894,7 +5895,7 @@
       <w:rPr>
         <w:b/>
         <w:bCs/>
-        <w:color w:val="FFFFFF" w:themeColor="background1"/>
+        <w:color w:val="000000"/>
       </w:rPr>
       <w:tblPr/>
       <w:tcPr>
@@ -5914,7 +5915,7 @@
         <w:spacing w:before="0" w:after="0" w:line="240" w:lineRule="auto"/>
       </w:pPr>
       <w:rPr>
-        <w:color w:val="auto"/>
+        <w:color w:val="000000"/>
       </w:rPr>
       <w:tblPr/>
       <w:tcPr>
@@ -5933,7 +5934,7 @@
       <w:rPr>
         <w:b/>
         <w:bCs/>
-        <w:color w:val="FFFFFF" w:themeColor="background1"/>
+        <w:color w:val="000000"/>
       </w:rPr>
       <w:tblPr/>
       <w:tcPr>
@@ -5952,7 +5953,7 @@
       <w:rPr>
         <w:b/>
         <w:bCs/>
-        <w:color w:val="FFFFFF" w:themeColor="background1"/>
+        <w:color w:val="000000"/>
       </w:rPr>
       <w:tblPr/>
       <w:tcPr>
@@ -5998,7 +5999,7 @@
     </w:tblStylePr>
     <w:tblStylePr w:type="nwCell">
       <w:rPr>
-        <w:color w:val="FFFFFF" w:themeColor="background1"/>
+        <w:color w:val="000000"/>
       </w:rPr>
       <w:tblPr/>
       <w:tcPr>
@@ -6043,7 +6044,7 @@
       <w:rPr>
         <w:b/>
         <w:bCs/>
-        <w:color w:val="FFFFFF" w:themeColor="background1"/>
+        <w:color w:val="000000"/>
       </w:rPr>
       <w:tblPr/>
       <w:tcPr>
@@ -6063,7 +6064,7 @@
         <w:spacing w:before="0" w:after="0" w:line="240" w:lineRule="auto"/>
       </w:pPr>
       <w:rPr>
-        <w:color w:val="auto"/>
+        <w:color w:val="000000"/>
       </w:rPr>
       <w:tblPr/>
       <w:tcPr>
@@ -6082,7 +6083,7 @@
       <w:rPr>
         <w:b/>
         <w:bCs/>
-        <w:color w:val="FFFFFF" w:themeColor="background1"/>
+        <w:color w:val="000000"/>
       </w:rPr>
       <w:tblPr/>
       <w:tcPr>
@@ -6101,7 +6102,7 @@
       <w:rPr>
         <w:b/>
         <w:bCs/>
-        <w:color w:val="FFFFFF" w:themeColor="background1"/>
+        <w:color w:val="000000"/>
       </w:rPr>
       <w:tblPr/>
       <w:tcPr>
@@ -6147,7 +6148,7 @@
     </w:tblStylePr>
     <w:tblStylePr w:type="nwCell">
       <w:rPr>
-        <w:color w:val="FFFFFF" w:themeColor="background1"/>
+        <w:color w:val="000000"/>
       </w:rPr>
       <w:tblPr/>
       <w:tcPr>
@@ -6192,7 +6193,7 @@
       <w:rPr>
         <w:b/>
         <w:bCs/>
-        <w:color w:val="FFFFFF" w:themeColor="background1"/>
+        <w:color w:val="000000"/>
       </w:rPr>
       <w:tblPr/>
       <w:tcPr>
@@ -6212,7 +6213,7 @@
         <w:spacing w:before="0" w:after="0" w:line="240" w:lineRule="auto"/>
       </w:pPr>
       <w:rPr>
-        <w:color w:val="auto"/>
+        <w:color w:val="000000"/>
       </w:rPr>
       <w:tblPr/>
       <w:tcPr>
@@ -6231,7 +6232,7 @@
       <w:rPr>
         <w:b/>
         <w:bCs/>
-        <w:color w:val="FFFFFF" w:themeColor="background1"/>
+        <w:color w:val="000000"/>
       </w:rPr>
       <w:tblPr/>
       <w:tcPr>
@@ -6250,7 +6251,7 @@
       <w:rPr>
         <w:b/>
         <w:bCs/>
-        <w:color w:val="FFFFFF" w:themeColor="background1"/>
+        <w:color w:val="000000"/>
       </w:rPr>
       <w:tblPr/>
       <w:tcPr>
@@ -6296,7 +6297,7 @@
     </w:tblStylePr>
     <w:tblStylePr w:type="nwCell">
       <w:rPr>
-        <w:color w:val="FFFFFF" w:themeColor="background1"/>
+        <w:color w:val="000000"/>
       </w:rPr>
       <w:tblPr/>
       <w:tcPr>
@@ -6341,7 +6342,7 @@
       <w:rPr>
         <w:b/>
         <w:bCs/>
-        <w:color w:val="FFFFFF" w:themeColor="background1"/>
+        <w:color w:val="000000"/>
       </w:rPr>
       <w:tblPr/>
       <w:tcPr>
@@ -6361,7 +6362,7 @@
         <w:spacing w:before="0" w:after="0" w:line="240" w:lineRule="auto"/>
       </w:pPr>
       <w:rPr>
-        <w:color w:val="auto"/>
+        <w:color w:val="000000"/>
       </w:rPr>
       <w:tblPr/>
       <w:tcPr>
@@ -6380,7 +6381,7 @@
       <w:rPr>
         <w:b/>
         <w:bCs/>
-        <w:color w:val="FFFFFF" w:themeColor="background1"/>
+        <w:color w:val="000000"/>
       </w:rPr>
       <w:tblPr/>
       <w:tcPr>
@@ -6399,7 +6400,7 @@
       <w:rPr>
         <w:b/>
         <w:bCs/>
-        <w:color w:val="FFFFFF" w:themeColor="background1"/>
+        <w:color w:val="000000"/>
       </w:rPr>
       <w:tblPr/>
       <w:tcPr>
@@ -6445,7 +6446,7 @@
     </w:tblStylePr>
     <w:tblStylePr w:type="nwCell">
       <w:rPr>
-        <w:color w:val="FFFFFF" w:themeColor="background1"/>
+        <w:color w:val="000000"/>
       </w:rPr>
       <w:tblPr/>
       <w:tcPr>
@@ -6469,7 +6470,7 @@
       <w:spacing w:after="0" w:line="240" w:lineRule="auto"/>
     </w:pPr>
     <w:rPr>
-      <w:color w:val="000000" w:themeColor="text1"/>
+      <w:color w:val="000000"/>
     </w:rPr>
     <w:tblPr>
       <w:tblStyleRowBandSize w:val="1"/>
@@ -6502,7 +6503,7 @@
       <w:rPr>
         <w:b/>
         <w:bCs/>
-        <w:color w:val="1F497D" w:themeColor="text2"/>
+        <w:color w:val="000000"/>
       </w:rPr>
       <w:tblPr/>
       <w:tcPr>
@@ -6553,7 +6554,7 @@
       <w:spacing w:after="0" w:line="240" w:lineRule="auto"/>
     </w:pPr>
     <w:rPr>
-      <w:color w:val="000000" w:themeColor="text1"/>
+      <w:color w:val="000000"/>
     </w:rPr>
     <w:tblPr>
       <w:tblStyleRowBandSize w:val="1"/>
@@ -6586,7 +6587,7 @@
       <w:rPr>
         <w:b/>
         <w:bCs/>
-        <w:color w:val="1F497D" w:themeColor="text2"/>
+        <w:color w:val="000000"/>
       </w:rPr>
       <w:tblPr/>
       <w:tcPr>
@@ -6637,7 +6638,7 @@
       <w:spacing w:after="0" w:line="240" w:lineRule="auto"/>
     </w:pPr>
     <w:rPr>
-      <w:color w:val="000000" w:themeColor="text1"/>
+      <w:color w:val="000000"/>
     </w:rPr>
     <w:tblPr>
       <w:tblStyleRowBandSize w:val="1"/>
@@ -6670,7 +6671,7 @@
       <w:rPr>
         <w:b/>
         <w:bCs/>
-        <w:color w:val="1F497D" w:themeColor="text2"/>
+        <w:color w:val="000000"/>
       </w:rPr>
       <w:tblPr/>
       <w:tcPr>
@@ -6721,7 +6722,7 @@
       <w:spacing w:after="0" w:line="240" w:lineRule="auto"/>
     </w:pPr>
     <w:rPr>
-      <w:color w:val="000000" w:themeColor="text1"/>
+      <w:color w:val="000000"/>
     </w:rPr>
     <w:tblPr>
       <w:tblStyleRowBandSize w:val="1"/>
@@ -6754,7 +6755,7 @@
       <w:rPr>
         <w:b/>
         <w:bCs/>
-        <w:color w:val="1F497D" w:themeColor="text2"/>
+        <w:color w:val="000000"/>
       </w:rPr>
       <w:tblPr/>
       <w:tcPr>
@@ -6805,7 +6806,7 @@
       <w:spacing w:after="0" w:line="240" w:lineRule="auto"/>
     </w:pPr>
     <w:rPr>
-      <w:color w:val="000000" w:themeColor="text1"/>
+      <w:color w:val="000000"/>
     </w:rPr>
     <w:tblPr>
       <w:tblStyleRowBandSize w:val="1"/>
@@ -6838,7 +6839,7 @@
       <w:rPr>
         <w:b/>
         <w:bCs/>
-        <w:color w:val="1F497D" w:themeColor="text2"/>
+        <w:color w:val="000000"/>
       </w:rPr>
       <w:tblPr/>
       <w:tcPr>
@@ -6889,7 +6890,7 @@
       <w:spacing w:after="0" w:line="240" w:lineRule="auto"/>
     </w:pPr>
     <w:rPr>
-      <w:color w:val="000000" w:themeColor="text1"/>
+      <w:color w:val="000000"/>
     </w:rPr>
     <w:tblPr>
       <w:tblStyleRowBandSize w:val="1"/>
@@ -6922,7 +6923,7 @@
       <w:rPr>
         <w:b/>
         <w:bCs/>
-        <w:color w:val="1F497D" w:themeColor="text2"/>
+        <w:color w:val="000000"/>
       </w:rPr>
       <w:tblPr/>
       <w:tcPr>
@@ -6973,7 +6974,7 @@
       <w:spacing w:after="0" w:line="240" w:lineRule="auto"/>
     </w:pPr>
     <w:rPr>
-      <w:color w:val="000000" w:themeColor="text1"/>
+      <w:color w:val="000000"/>
     </w:rPr>
     <w:tblPr>
       <w:tblStyleRowBandSize w:val="1"/>
@@ -7006,7 +7007,7 @@
       <w:rPr>
         <w:b/>
         <w:bCs/>
-        <w:color w:val="1F497D" w:themeColor="text2"/>
+        <w:color w:val="000000"/>
       </w:rPr>
       <w:tblPr/>
       <w:tcPr>
@@ -7058,7 +7059,7 @@
     </w:pPr>
     <w:rPr>
       <w:rFonts w:asciiTheme="majorHAnsi" w:eastAsiaTheme="majorEastAsia" w:hAnsiTheme="majorHAnsi" w:cstheme="majorBidi"/>
-      <w:color w:val="000000" w:themeColor="text1"/>
+      <w:color w:val="000000"/>
     </w:rPr>
     <w:tblPr>
       <w:tblStyleRowBandSize w:val="1"/>
@@ -7186,7 +7187,7 @@
     </w:pPr>
     <w:rPr>
       <w:rFonts w:asciiTheme="majorHAnsi" w:eastAsiaTheme="majorEastAsia" w:hAnsiTheme="majorHAnsi" w:cstheme="majorBidi"/>
-      <w:color w:val="000000" w:themeColor="text1"/>
+      <w:color w:val="000000"/>
     </w:rPr>
     <w:tblPr>
       <w:tblStyleRowBandSize w:val="1"/>
@@ -7314,7 +7315,7 @@
     </w:pPr>
     <w:rPr>
       <w:rFonts w:asciiTheme="majorHAnsi" w:eastAsiaTheme="majorEastAsia" w:hAnsiTheme="majorHAnsi" w:cstheme="majorBidi"/>
-      <w:color w:val="000000" w:themeColor="text1"/>
+      <w:color w:val="000000"/>
     </w:rPr>
     <w:tblPr>
       <w:tblStyleRowBandSize w:val="1"/>
@@ -7442,7 +7443,7 @@
     </w:pPr>
     <w:rPr>
       <w:rFonts w:asciiTheme="majorHAnsi" w:eastAsiaTheme="majorEastAsia" w:hAnsiTheme="majorHAnsi" w:cstheme="majorBidi"/>
-      <w:color w:val="000000" w:themeColor="text1"/>
+      <w:color w:val="000000"/>
     </w:rPr>
     <w:tblPr>
       <w:tblStyleRowBandSize w:val="1"/>
@@ -7570,7 +7571,7 @@
     </w:pPr>
     <w:rPr>
       <w:rFonts w:asciiTheme="majorHAnsi" w:eastAsiaTheme="majorEastAsia" w:hAnsiTheme="majorHAnsi" w:cstheme="majorBidi"/>
-      <w:color w:val="000000" w:themeColor="text1"/>
+      <w:color w:val="000000"/>
     </w:rPr>
     <w:tblPr>
       <w:tblStyleRowBandSize w:val="1"/>
@@ -7698,7 +7699,7 @@
     </w:pPr>
     <w:rPr>
       <w:rFonts w:asciiTheme="majorHAnsi" w:eastAsiaTheme="majorEastAsia" w:hAnsiTheme="majorHAnsi" w:cstheme="majorBidi"/>
-      <w:color w:val="000000" w:themeColor="text1"/>
+      <w:color w:val="000000"/>
     </w:rPr>
     <w:tblPr>
       <w:tblStyleRowBandSize w:val="1"/>
@@ -7826,7 +7827,7 @@
     </w:pPr>
     <w:rPr>
       <w:rFonts w:asciiTheme="majorHAnsi" w:eastAsiaTheme="majorEastAsia" w:hAnsiTheme="majorHAnsi" w:cstheme="majorBidi"/>
-      <w:color w:val="000000" w:themeColor="text1"/>
+      <w:color w:val="000000"/>
     </w:rPr>
     <w:tblPr>
       <w:tblStyleRowBandSize w:val="1"/>
@@ -8465,7 +8466,7 @@
     </w:pPr>
     <w:rPr>
       <w:rFonts w:asciiTheme="majorHAnsi" w:eastAsiaTheme="majorEastAsia" w:hAnsiTheme="majorHAnsi" w:cstheme="majorBidi"/>
-      <w:color w:val="000000" w:themeColor="text1"/>
+      <w:color w:val="000000"/>
     </w:rPr>
     <w:tblPr>
       <w:tblStyleRowBandSize w:val="1"/>
@@ -8493,7 +8494,7 @@
       <w:rPr>
         <w:b/>
         <w:bCs/>
-        <w:color w:val="000000" w:themeColor="text1"/>
+        <w:color w:val="000000"/>
       </w:rPr>
       <w:tblPr/>
       <w:tcPr>
@@ -8504,7 +8505,7 @@
       <w:rPr>
         <w:b/>
         <w:bCs/>
-        <w:color w:val="000000" w:themeColor="text1"/>
+        <w:color w:val="000000"/>
       </w:rPr>
       <w:tblPr/>
       <w:tcPr>
@@ -8523,7 +8524,7 @@
       <w:rPr>
         <w:b/>
         <w:bCs/>
-        <w:color w:val="000000" w:themeColor="text1"/>
+        <w:color w:val="000000"/>
       </w:rPr>
       <w:tblPr/>
       <w:tcPr>
@@ -8542,7 +8543,7 @@
       <w:rPr>
         <w:b w:val="0"/>
         <w:bCs w:val="0"/>
-        <w:color w:val="000000" w:themeColor="text1"/>
+        <w:color w:val="000000"/>
       </w:rPr>
       <w:tblPr/>
       <w:tcPr>
@@ -8590,7 +8591,7 @@
     </w:pPr>
     <w:rPr>
       <w:rFonts w:asciiTheme="majorHAnsi" w:eastAsiaTheme="majorEastAsia" w:hAnsiTheme="majorHAnsi" w:cstheme="majorBidi"/>
-      <w:color w:val="000000" w:themeColor="text1"/>
+      <w:color w:val="000000"/>
     </w:rPr>
     <w:tblPr>
       <w:tblStyleRowBandSize w:val="1"/>
@@ -8618,7 +8619,7 @@
       <w:rPr>
         <w:b/>
         <w:bCs/>
-        <w:color w:val="000000" w:themeColor="text1"/>
+        <w:color w:val="000000"/>
       </w:rPr>
       <w:tblPr/>
       <w:tcPr>
@@ -8629,7 +8630,7 @@
       <w:rPr>
         <w:b/>
         <w:bCs/>
-        <w:color w:val="000000" w:themeColor="text1"/>
+        <w:color w:val="000000"/>
       </w:rPr>
       <w:tblPr/>
       <w:tcPr>
@@ -8648,7 +8649,7 @@
       <w:rPr>
         <w:b/>
         <w:bCs/>
-        <w:color w:val="000000" w:themeColor="text1"/>
+        <w:color w:val="000000"/>
       </w:rPr>
       <w:tblPr/>
       <w:tcPr>
@@ -8667,7 +8668,7 @@
       <w:rPr>
         <w:b w:val="0"/>
         <w:bCs w:val="0"/>
-        <w:color w:val="000000" w:themeColor="text1"/>
+        <w:color w:val="000000"/>
       </w:rPr>
       <w:tblPr/>
       <w:tcPr>
@@ -8715,7 +8716,7 @@
     </w:pPr>
     <w:rPr>
       <w:rFonts w:asciiTheme="majorHAnsi" w:eastAsiaTheme="majorEastAsia" w:hAnsiTheme="majorHAnsi" w:cstheme="majorBidi"/>
-      <w:color w:val="000000" w:themeColor="text1"/>
+      <w:color w:val="000000"/>
     </w:rPr>
     <w:tblPr>
       <w:tblStyleRowBandSize w:val="1"/>
@@ -8743,7 +8744,7 @@
       <w:rPr>
         <w:b/>
         <w:bCs/>
-        <w:color w:val="000000" w:themeColor="text1"/>
+        <w:color w:val="000000"/>
       </w:rPr>
       <w:tblPr/>
       <w:tcPr>
@@ -8754,7 +8755,7 @@
       <w:rPr>
         <w:b/>
         <w:bCs/>
-        <w:color w:val="000000" w:themeColor="text1"/>
+        <w:color w:val="000000"/>
       </w:rPr>
       <w:tblPr/>
       <w:tcPr>
@@ -8773,7 +8774,7 @@
       <w:rPr>
         <w:b/>
         <w:bCs/>
-        <w:color w:val="000000" w:themeColor="text1"/>
+        <w:color w:val="000000"/>
       </w:rPr>
       <w:tblPr/>
       <w:tcPr>
@@ -8792,7 +8793,7 @@
       <w:rPr>
         <w:b w:val="0"/>
         <w:bCs w:val="0"/>
-        <w:color w:val="000000" w:themeColor="text1"/>
+        <w:color w:val="000000"/>
       </w:rPr>
       <w:tblPr/>
       <w:tcPr>
@@ -8840,7 +8841,7 @@
     </w:pPr>
     <w:rPr>
       <w:rFonts w:asciiTheme="majorHAnsi" w:eastAsiaTheme="majorEastAsia" w:hAnsiTheme="majorHAnsi" w:cstheme="majorBidi"/>
-      <w:color w:val="000000" w:themeColor="text1"/>
+      <w:color w:val="000000"/>
     </w:rPr>
     <w:tblPr>
       <w:tblStyleRowBandSize w:val="1"/>
@@ -8868,7 +8869,7 @@
       <w:rPr>
         <w:b/>
         <w:bCs/>
-        <w:color w:val="000000" w:themeColor="text1"/>
+        <w:color w:val="000000"/>
       </w:rPr>
       <w:tblPr/>
       <w:tcPr>
@@ -8879,7 +8880,7 @@
       <w:rPr>
         <w:b/>
         <w:bCs/>
-        <w:color w:val="000000" w:themeColor="text1"/>
+        <w:color w:val="000000"/>
       </w:rPr>
       <w:tblPr/>
       <w:tcPr>
@@ -8898,7 +8899,7 @@
       <w:rPr>
         <w:b/>
         <w:bCs/>
-        <w:color w:val="000000" w:themeColor="text1"/>
+        <w:color w:val="000000"/>
       </w:rPr>
       <w:tblPr/>
       <w:tcPr>
@@ -8917,7 +8918,7 @@
       <w:rPr>
         <w:b w:val="0"/>
         <w:bCs w:val="0"/>
-        <w:color w:val="000000" w:themeColor="text1"/>
+        <w:color w:val="000000"/>
       </w:rPr>
       <w:tblPr/>
       <w:tcPr>
@@ -8965,7 +8966,7 @@
     </w:pPr>
     <w:rPr>
       <w:rFonts w:asciiTheme="majorHAnsi" w:eastAsiaTheme="majorEastAsia" w:hAnsiTheme="majorHAnsi" w:cstheme="majorBidi"/>
-      <w:color w:val="000000" w:themeColor="text1"/>
+      <w:color w:val="000000"/>
     </w:rPr>
     <w:tblPr>
       <w:tblStyleRowBandSize w:val="1"/>
@@ -8993,7 +8994,7 @@
       <w:rPr>
         <w:b/>
         <w:bCs/>
-        <w:color w:val="000000" w:themeColor="text1"/>
+        <w:color w:val="000000"/>
       </w:rPr>
       <w:tblPr/>
       <w:tcPr>
@@ -9004,7 +9005,7 @@
       <w:rPr>
         <w:b/>
         <w:bCs/>
-        <w:color w:val="000000" w:themeColor="text1"/>
+        <w:color w:val="000000"/>
       </w:rPr>
       <w:tblPr/>
       <w:tcPr>
@@ -9023,7 +9024,7 @@
       <w:rPr>
         <w:b/>
         <w:bCs/>
-        <w:color w:val="000000" w:themeColor="text1"/>
+        <w:color w:val="000000"/>
       </w:rPr>
       <w:tblPr/>
       <w:tcPr>
@@ -9042,7 +9043,7 @@
       <w:rPr>
         <w:b w:val="0"/>
         <w:bCs w:val="0"/>
-        <w:color w:val="000000" w:themeColor="text1"/>
+        <w:color w:val="000000"/>
       </w:rPr>
       <w:tblPr/>
       <w:tcPr>
@@ -9090,7 +9091,7 @@
     </w:pPr>
     <w:rPr>
       <w:rFonts w:asciiTheme="majorHAnsi" w:eastAsiaTheme="majorEastAsia" w:hAnsiTheme="majorHAnsi" w:cstheme="majorBidi"/>
-      <w:color w:val="000000" w:themeColor="text1"/>
+      <w:color w:val="000000"/>
     </w:rPr>
     <w:tblPr>
       <w:tblStyleRowBandSize w:val="1"/>
@@ -9118,7 +9119,7 @@
       <w:rPr>
         <w:b/>
         <w:bCs/>
-        <w:color w:val="000000" w:themeColor="text1"/>
+        <w:color w:val="000000"/>
       </w:rPr>
       <w:tblPr/>
       <w:tcPr>
@@ -9129,7 +9130,7 @@
       <w:rPr>
         <w:b/>
         <w:bCs/>
-        <w:color w:val="000000" w:themeColor="text1"/>
+        <w:color w:val="000000"/>
       </w:rPr>
       <w:tblPr/>
       <w:tcPr>
@@ -9148,7 +9149,7 @@
       <w:rPr>
         <w:b/>
         <w:bCs/>
-        <w:color w:val="000000" w:themeColor="text1"/>
+        <w:color w:val="000000"/>
       </w:rPr>
       <w:tblPr/>
       <w:tcPr>
@@ -9167,7 +9168,7 @@
       <w:rPr>
         <w:b w:val="0"/>
         <w:bCs w:val="0"/>
-        <w:color w:val="000000" w:themeColor="text1"/>
+        <w:color w:val="000000"/>
       </w:rPr>
       <w:tblPr/>
       <w:tcPr>
@@ -9215,7 +9216,7 @@
     </w:pPr>
     <w:rPr>
       <w:rFonts w:asciiTheme="majorHAnsi" w:eastAsiaTheme="majorEastAsia" w:hAnsiTheme="majorHAnsi" w:cstheme="majorBidi"/>
-      <w:color w:val="000000" w:themeColor="text1"/>
+      <w:color w:val="000000"/>
     </w:rPr>
     <w:tblPr>
       <w:tblStyleRowBandSize w:val="1"/>
@@ -9243,7 +9244,7 @@
       <w:rPr>
         <w:b/>
         <w:bCs/>
-        <w:color w:val="000000" w:themeColor="text1"/>
+        <w:color w:val="000000"/>
       </w:rPr>
       <w:tblPr/>
       <w:tcPr>
@@ -9254,7 +9255,7 @@
       <w:rPr>
         <w:b/>
         <w:bCs/>
-        <w:color w:val="000000" w:themeColor="text1"/>
+        <w:color w:val="000000"/>
       </w:rPr>
       <w:tblPr/>
       <w:tcPr>
@@ -9273,7 +9274,7 @@
       <w:rPr>
         <w:b/>
         <w:bCs/>
-        <w:color w:val="000000" w:themeColor="text1"/>
+        <w:color w:val="000000"/>
       </w:rPr>
       <w:tblPr/>
       <w:tcPr>
@@ -9292,7 +9293,7 @@
       <w:rPr>
         <w:b w:val="0"/>
         <w:bCs w:val="0"/>
-        <w:color w:val="000000" w:themeColor="text1"/>
+        <w:color w:val="000000"/>
       </w:rPr>
       <w:tblPr/>
       <w:tcPr>
@@ -9366,7 +9367,7 @@
         <w:bCs/>
         <w:i w:val="0"/>
         <w:iCs w:val="0"/>
-        <w:color w:val="FFFFFF" w:themeColor="background1"/>
+        <w:color w:val="000000"/>
       </w:rPr>
       <w:tblPr/>
       <w:tcPr>
@@ -9387,7 +9388,7 @@
         <w:bCs/>
         <w:i w:val="0"/>
         <w:iCs w:val="0"/>
-        <w:color w:val="FFFFFF" w:themeColor="background1"/>
+        <w:color w:val="000000"/>
       </w:rPr>
       <w:tblPr/>
       <w:tcPr>
@@ -9408,7 +9409,7 @@
         <w:bCs/>
         <w:i w:val="0"/>
         <w:iCs w:val="0"/>
-        <w:color w:val="FFFFFF" w:themeColor="background1"/>
+        <w:color w:val="000000"/>
       </w:rPr>
       <w:tblPr/>
       <w:tcPr>
@@ -9427,7 +9428,7 @@
         <w:bCs/>
         <w:i w:val="0"/>
         <w:iCs w:val="0"/>
-        <w:color w:val="FFFFFF" w:themeColor="background1"/>
+        <w:color w:val="000000"/>
       </w:rPr>
       <w:tblPr/>
       <w:tcPr>
@@ -9507,7 +9508,7 @@
         <w:bCs/>
         <w:i w:val="0"/>
         <w:iCs w:val="0"/>
-        <w:color w:val="FFFFFF" w:themeColor="background1"/>
+        <w:color w:val="000000"/>
       </w:rPr>
       <w:tblPr/>
       <w:tcPr>
@@ -9528,7 +9529,7 @@
         <w:bCs/>
         <w:i w:val="0"/>
         <w:iCs w:val="0"/>
-        <w:color w:val="FFFFFF" w:themeColor="background1"/>
+        <w:color w:val="000000"/>
       </w:rPr>
       <w:tblPr/>
       <w:tcPr>
@@ -9549,7 +9550,7 @@
         <w:bCs/>
         <w:i w:val="0"/>
         <w:iCs w:val="0"/>
-        <w:color w:val="FFFFFF" w:themeColor="background1"/>
+        <w:color w:val="000000"/>
       </w:rPr>
       <w:tblPr/>
       <w:tcPr>
@@ -9568,7 +9569,7 @@
         <w:bCs/>
         <w:i w:val="0"/>
         <w:iCs w:val="0"/>
-        <w:color w:val="FFFFFF" w:themeColor="background1"/>
+        <w:color w:val="000000"/>
       </w:rPr>
       <w:tblPr/>
       <w:tcPr>
@@ -9648,7 +9649,7 @@
         <w:bCs/>
         <w:i w:val="0"/>
         <w:iCs w:val="0"/>
-        <w:color w:val="FFFFFF" w:themeColor="background1"/>
+        <w:color w:val="000000"/>
       </w:rPr>
       <w:tblPr/>
       <w:tcPr>
@@ -9669,7 +9670,7 @@
         <w:bCs/>
         <w:i w:val="0"/>
         <w:iCs w:val="0"/>
-        <w:color w:val="FFFFFF" w:themeColor="background1"/>
+        <w:color w:val="000000"/>
       </w:rPr>
       <w:tblPr/>
       <w:tcPr>
@@ -9690,7 +9691,7 @@
         <w:bCs/>
         <w:i w:val="0"/>
         <w:iCs w:val="0"/>
-        <w:color w:val="FFFFFF" w:themeColor="background1"/>
+        <w:color w:val="000000"/>
       </w:rPr>
       <w:tblPr/>
       <w:tcPr>
@@ -9709,7 +9710,7 @@
         <w:bCs/>
         <w:i w:val="0"/>
         <w:iCs w:val="0"/>
-        <w:color w:val="FFFFFF" w:themeColor="background1"/>
+        <w:color w:val="000000"/>
       </w:rPr>
       <w:tblPr/>
       <w:tcPr>
@@ -9789,7 +9790,7 @@
         <w:bCs/>
         <w:i w:val="0"/>
         <w:iCs w:val="0"/>
-        <w:color w:val="FFFFFF" w:themeColor="background1"/>
+        <w:color w:val="000000"/>
       </w:rPr>
       <w:tblPr/>
       <w:tcPr>
@@ -9810,7 +9811,7 @@
         <w:bCs/>
         <w:i w:val="0"/>
         <w:iCs w:val="0"/>
-        <w:color w:val="FFFFFF" w:themeColor="background1"/>
+        <w:color w:val="000000"/>
       </w:rPr>
       <w:tblPr/>
       <w:tcPr>
@@ -9831,7 +9832,7 @@
         <w:bCs/>
         <w:i w:val="0"/>
         <w:iCs w:val="0"/>
-        <w:color w:val="FFFFFF" w:themeColor="background1"/>
+        <w:color w:val="000000"/>
       </w:rPr>
       <w:tblPr/>
       <w:tcPr>
@@ -9850,7 +9851,7 @@
         <w:bCs/>
         <w:i w:val="0"/>
         <w:iCs w:val="0"/>
-        <w:color w:val="FFFFFF" w:themeColor="background1"/>
+        <w:color w:val="000000"/>
       </w:rPr>
       <w:tblPr/>
       <w:tcPr>
@@ -9930,7 +9931,7 @@
         <w:bCs/>
         <w:i w:val="0"/>
         <w:iCs w:val="0"/>
-        <w:color w:val="FFFFFF" w:themeColor="background1"/>
+        <w:color w:val="000000"/>
       </w:rPr>
       <w:tblPr/>
       <w:tcPr>
@@ -9951,7 +9952,7 @@
         <w:bCs/>
         <w:i w:val="0"/>
         <w:iCs w:val="0"/>
-        <w:color w:val="FFFFFF" w:themeColor="background1"/>
+        <w:color w:val="000000"/>
       </w:rPr>
       <w:tblPr/>
       <w:tcPr>
@@ -9972,7 +9973,7 @@
         <w:bCs/>
         <w:i w:val="0"/>
         <w:iCs w:val="0"/>
-        <w:color w:val="FFFFFF" w:themeColor="background1"/>
+        <w:color w:val="000000"/>
       </w:rPr>
       <w:tblPr/>
       <w:tcPr>
@@ -9991,7 +9992,7 @@
         <w:bCs/>
         <w:i w:val="0"/>
         <w:iCs w:val="0"/>
-        <w:color w:val="FFFFFF" w:themeColor="background1"/>
+        <w:color w:val="000000"/>
       </w:rPr>
       <w:tblPr/>
       <w:tcPr>
@@ -10071,7 +10072,7 @@
         <w:bCs/>
         <w:i w:val="0"/>
         <w:iCs w:val="0"/>
-        <w:color w:val="FFFFFF" w:themeColor="background1"/>
+        <w:color w:val="000000"/>
       </w:rPr>
       <w:tblPr/>
       <w:tcPr>
@@ -10092,7 +10093,7 @@
         <w:bCs/>
         <w:i w:val="0"/>
         <w:iCs w:val="0"/>
-        <w:color w:val="FFFFFF" w:themeColor="background1"/>
+        <w:color w:val="000000"/>
       </w:rPr>
       <w:tblPr/>
       <w:tcPr>
@@ -10113,7 +10114,7 @@
         <w:bCs/>
         <w:i w:val="0"/>
         <w:iCs w:val="0"/>
-        <w:color w:val="FFFFFF" w:themeColor="background1"/>
+        <w:color w:val="000000"/>
       </w:rPr>
       <w:tblPr/>
       <w:tcPr>
@@ -10132,7 +10133,7 @@
         <w:bCs/>
         <w:i w:val="0"/>
         <w:iCs w:val="0"/>
-        <w:color w:val="FFFFFF" w:themeColor="background1"/>
+        <w:color w:val="000000"/>
       </w:rPr>
       <w:tblPr/>
       <w:tcPr>
@@ -10212,7 +10213,7 @@
         <w:bCs/>
         <w:i w:val="0"/>
         <w:iCs w:val="0"/>
-        <w:color w:val="FFFFFF" w:themeColor="background1"/>
+        <w:color w:val="000000"/>
       </w:rPr>
       <w:tblPr/>
       <w:tcPr>
@@ -10233,7 +10234,7 @@
         <w:bCs/>
         <w:i w:val="0"/>
         <w:iCs w:val="0"/>
-        <w:color w:val="FFFFFF" w:themeColor="background1"/>
+        <w:color w:val="000000"/>
       </w:rPr>
       <w:tblPr/>
       <w:tcPr>
@@ -10254,7 +10255,7 @@
         <w:bCs/>
         <w:i w:val="0"/>
         <w:iCs w:val="0"/>
-        <w:color w:val="FFFFFF" w:themeColor="background1"/>
+        <w:color w:val="000000"/>
       </w:rPr>
       <w:tblPr/>
       <w:tcPr>
@@ -10273,7 +10274,7 @@
         <w:bCs/>
         <w:i w:val="0"/>
         <w:iCs w:val="0"/>
-        <w:color w:val="FFFFFF" w:themeColor="background1"/>
+        <w:color w:val="000000"/>
       </w:rPr>
       <w:tblPr/>
       <w:tcPr>
@@ -10326,7 +10327,7 @@
       <w:spacing w:after="0" w:line="240" w:lineRule="auto"/>
     </w:pPr>
     <w:rPr>
-      <w:color w:val="FFFFFF" w:themeColor="background1"/>
+      <w:color w:val="000000"/>
     </w:rPr>
     <w:tblPr>
       <w:tblStyleRowBandSize w:val="1"/>
@@ -10440,7 +10441,7 @@
       <w:spacing w:after="0" w:line="240" w:lineRule="auto"/>
     </w:pPr>
     <w:rPr>
-      <w:color w:val="FFFFFF" w:themeColor="background1"/>
+      <w:color w:val="000000"/>
     </w:rPr>
     <w:tblPr>
       <w:tblStyleRowBandSize w:val="1"/>
@@ -10554,7 +10555,7 @@
       <w:spacing w:after="0" w:line="240" w:lineRule="auto"/>
     </w:pPr>
     <w:rPr>
-      <w:color w:val="FFFFFF" w:themeColor="background1"/>
+      <w:color w:val="000000"/>
     </w:rPr>
     <w:tblPr>
       <w:tblStyleRowBandSize w:val="1"/>
@@ -10668,7 +10669,7 @@
       <w:spacing w:after="0" w:line="240" w:lineRule="auto"/>
     </w:pPr>
     <w:rPr>
-      <w:color w:val="FFFFFF" w:themeColor="background1"/>
+      <w:color w:val="000000"/>
     </w:rPr>
     <w:tblPr>
       <w:tblStyleRowBandSize w:val="1"/>
@@ -10782,7 +10783,7 @@
       <w:spacing w:after="0" w:line="240" w:lineRule="auto"/>
     </w:pPr>
     <w:rPr>
-      <w:color w:val="FFFFFF" w:themeColor="background1"/>
+      <w:color w:val="000000"/>
     </w:rPr>
     <w:tblPr>
       <w:tblStyleRowBandSize w:val="1"/>
@@ -10896,7 +10897,7 @@
       <w:spacing w:after="0" w:line="240" w:lineRule="auto"/>
     </w:pPr>
     <w:rPr>
-      <w:color w:val="FFFFFF" w:themeColor="background1"/>
+      <w:color w:val="000000"/>
     </w:rPr>
     <w:tblPr>
       <w:tblStyleRowBandSize w:val="1"/>
@@ -11010,7 +11011,7 @@
       <w:spacing w:after="0" w:line="240" w:lineRule="auto"/>
     </w:pPr>
     <w:rPr>
-      <w:color w:val="FFFFFF" w:themeColor="background1"/>
+      <w:color w:val="000000"/>
     </w:rPr>
     <w:tblPr>
       <w:tblStyleRowBandSize w:val="1"/>
@@ -11124,7 +11125,7 @@
       <w:spacing w:after="0" w:line="240" w:lineRule="auto"/>
     </w:pPr>
     <w:rPr>
-      <w:color w:val="000000" w:themeColor="text1"/>
+      <w:color w:val="000000"/>
     </w:rPr>
     <w:tblPr>
       <w:tblStyleRowBandSize w:val="1"/>
@@ -11170,7 +11171,7 @@
       <w:rPr>
         <w:b/>
         <w:bCs/>
-        <w:color w:val="FFFFFF" w:themeColor="background1"/>
+        <w:color w:val="000000"/>
       </w:rPr>
       <w:tblPr/>
       <w:tcPr>
@@ -11182,7 +11183,7 @@
     </w:tblStylePr>
     <w:tblStylePr w:type="firstCol">
       <w:rPr>
-        <w:color w:val="FFFFFF" w:themeColor="background1"/>
+        <w:color w:val="000000"/>
       </w:rPr>
       <w:tblPr/>
       <w:tcPr>
@@ -11199,7 +11200,7 @@
     </w:tblStylePr>
     <w:tblStylePr w:type="lastCol">
       <w:rPr>
-        <w:color w:val="FFFFFF" w:themeColor="background1"/>
+        <w:color w:val="000000"/>
       </w:rPr>
       <w:tblPr/>
       <w:tcPr>
@@ -11228,12 +11229,12 @@
     </w:tblStylePr>
     <w:tblStylePr w:type="neCell">
       <w:rPr>
-        <w:color w:val="000000" w:themeColor="text1"/>
+        <w:color w:val="000000"/>
       </w:rPr>
     </w:tblStylePr>
     <w:tblStylePr w:type="nwCell">
       <w:rPr>
-        <w:color w:val="000000" w:themeColor="text1"/>
+        <w:color w:val="000000"/>
       </w:rPr>
     </w:tblStylePr>
   </w:style>
@@ -11246,7 +11247,7 @@
       <w:spacing w:after="0" w:line="240" w:lineRule="auto"/>
     </w:pPr>
     <w:rPr>
-      <w:color w:val="000000" w:themeColor="text1"/>
+      <w:color w:val="000000"/>
     </w:rPr>
     <w:tblPr>
       <w:tblStyleRowBandSize w:val="1"/>
@@ -11292,7 +11293,7 @@
       <w:rPr>
         <w:b/>
         <w:bCs/>
-        <w:color w:val="FFFFFF" w:themeColor="background1"/>
+        <w:color w:val="000000"/>
       </w:rPr>
       <w:tblPr/>
       <w:tcPr>
@@ -11304,7 +11305,7 @@
     </w:tblStylePr>
     <w:tblStylePr w:type="firstCol">
       <w:rPr>
-        <w:color w:val="FFFFFF" w:themeColor="background1"/>
+        <w:color w:val="000000"/>
       </w:rPr>
       <w:tblPr/>
       <w:tcPr>
@@ -11321,7 +11322,7 @@
     </w:tblStylePr>
     <w:tblStylePr w:type="lastCol">
       <w:rPr>
-        <w:color w:val="FFFFFF" w:themeColor="background1"/>
+        <w:color w:val="000000"/>
       </w:rPr>
       <w:tblPr/>
       <w:tcPr>
@@ -11350,12 +11351,12 @@
     </w:tblStylePr>
     <w:tblStylePr w:type="neCell">
       <w:rPr>
-        <w:color w:val="000000" w:themeColor="text1"/>
+        <w:color w:val="000000"/>
       </w:rPr>
     </w:tblStylePr>
     <w:tblStylePr w:type="nwCell">
       <w:rPr>
-        <w:color w:val="000000" w:themeColor="text1"/>
+        <w:color w:val="000000"/>
       </w:rPr>
     </w:tblStylePr>
   </w:style>
@@ -11368,7 +11369,7 @@
       <w:spacing w:after="0" w:line="240" w:lineRule="auto"/>
     </w:pPr>
     <w:rPr>
-      <w:color w:val="000000" w:themeColor="text1"/>
+      <w:color w:val="000000"/>
     </w:rPr>
     <w:tblPr>
       <w:tblStyleRowBandSize w:val="1"/>
@@ -11414,7 +11415,7 @@
       <w:rPr>
         <w:b/>
         <w:bCs/>
-        <w:color w:val="FFFFFF" w:themeColor="background1"/>
+        <w:color w:val="000000"/>
       </w:rPr>
       <w:tblPr/>
       <w:tcPr>
@@ -11426,7 +11427,7 @@
     </w:tblStylePr>
     <w:tblStylePr w:type="firstCol">
       <w:rPr>
-        <w:color w:val="FFFFFF" w:themeColor="background1"/>
+        <w:color w:val="000000"/>
       </w:rPr>
       <w:tblPr/>
       <w:tcPr>
@@ -11443,7 +11444,7 @@
     </w:tblStylePr>
     <w:tblStylePr w:type="lastCol">
       <w:rPr>
-        <w:color w:val="FFFFFF" w:themeColor="background1"/>
+        <w:color w:val="000000"/>
       </w:rPr>
       <w:tblPr/>
       <w:tcPr>
@@ -11472,12 +11473,12 @@
     </w:tblStylePr>
     <w:tblStylePr w:type="neCell">
       <w:rPr>
-        <w:color w:val="000000" w:themeColor="text1"/>
+        <w:color w:val="000000"/>
       </w:rPr>
     </w:tblStylePr>
     <w:tblStylePr w:type="nwCell">
       <w:rPr>
-        <w:color w:val="000000" w:themeColor="text1"/>
+        <w:color w:val="000000"/>
       </w:rPr>
     </w:tblStylePr>
   </w:style>
@@ -11490,7 +11491,7 @@
       <w:spacing w:after="0" w:line="240" w:lineRule="auto"/>
     </w:pPr>
     <w:rPr>
-      <w:color w:val="000000" w:themeColor="text1"/>
+      <w:color w:val="000000"/>
     </w:rPr>
     <w:tblPr>
       <w:tblStyleRowBandSize w:val="1"/>
@@ -11536,7 +11537,7 @@
       <w:rPr>
         <w:b/>
         <w:bCs/>
-        <w:color w:val="FFFFFF" w:themeColor="background1"/>
+        <w:color w:val="000000"/>
       </w:rPr>
       <w:tblPr/>
       <w:tcPr>
@@ -11548,7 +11549,7 @@
     </w:tblStylePr>
     <w:tblStylePr w:type="firstCol">
       <w:rPr>
-        <w:color w:val="FFFFFF" w:themeColor="background1"/>
+        <w:color w:val="000000"/>
       </w:rPr>
       <w:tblPr/>
       <w:tcPr>
@@ -11565,7 +11566,7 @@
     </w:tblStylePr>
     <w:tblStylePr w:type="lastCol">
       <w:rPr>
-        <w:color w:val="FFFFFF" w:themeColor="background1"/>
+        <w:color w:val="000000"/>
       </w:rPr>
       <w:tblPr/>
       <w:tcPr>
@@ -11602,7 +11603,7 @@
       <w:spacing w:after="0" w:line="240" w:lineRule="auto"/>
     </w:pPr>
     <w:rPr>
-      <w:color w:val="000000" w:themeColor="text1"/>
+      <w:color w:val="000000"/>
     </w:rPr>
     <w:tblPr>
       <w:tblStyleRowBandSize w:val="1"/>
@@ -11648,7 +11649,7 @@
       <w:rPr>
         <w:b/>
         <w:bCs/>
-        <w:color w:val="FFFFFF" w:themeColor="background1"/>
+        <w:color w:val="000000"/>
       </w:rPr>
       <w:tblPr/>
       <w:tcPr>
@@ -11660,7 +11661,7 @@
     </w:tblStylePr>
     <w:tblStylePr w:type="firstCol">
       <w:rPr>
-        <w:color w:val="FFFFFF" w:themeColor="background1"/>
+        <w:color w:val="000000"/>
       </w:rPr>
       <w:tblPr/>
       <w:tcPr>
@@ -11677,7 +11678,7 @@
     </w:tblStylePr>
     <w:tblStylePr w:type="lastCol">
       <w:rPr>
-        <w:color w:val="FFFFFF" w:themeColor="background1"/>
+        <w:color w:val="000000"/>
       </w:rPr>
       <w:tblPr/>
       <w:tcPr>
@@ -11706,12 +11707,12 @@
     </w:tblStylePr>
     <w:tblStylePr w:type="neCell">
       <w:rPr>
-        <w:color w:val="000000" w:themeColor="text1"/>
+        <w:color w:val="000000"/>
       </w:rPr>
     </w:tblStylePr>
     <w:tblStylePr w:type="nwCell">
       <w:rPr>
-        <w:color w:val="000000" w:themeColor="text1"/>
+        <w:color w:val="000000"/>
       </w:rPr>
     </w:tblStylePr>
   </w:style>
@@ -11724,7 +11725,7 @@
       <w:spacing w:after="0" w:line="240" w:lineRule="auto"/>
     </w:pPr>
     <w:rPr>
-      <w:color w:val="000000" w:themeColor="text1"/>
+      <w:color w:val="000000"/>
     </w:rPr>
     <w:tblPr>
       <w:tblStyleRowBandSize w:val="1"/>
@@ -11770,7 +11771,7 @@
       <w:rPr>
         <w:b/>
         <w:bCs/>
-        <w:color w:val="FFFFFF" w:themeColor="background1"/>
+        <w:color w:val="000000"/>
       </w:rPr>
       <w:tblPr/>
       <w:tcPr>
@@ -11782,7 +11783,7 @@
     </w:tblStylePr>
     <w:tblStylePr w:type="firstCol">
       <w:rPr>
-        <w:color w:val="FFFFFF" w:themeColor="background1"/>
+        <w:color w:val="000000"/>
       </w:rPr>
       <w:tblPr/>
       <w:tcPr>
@@ -11799,7 +11800,7 @@
     </w:tblStylePr>
     <w:tblStylePr w:type="lastCol">
       <w:rPr>
-        <w:color w:val="FFFFFF" w:themeColor="background1"/>
+        <w:color w:val="000000"/>
       </w:rPr>
       <w:tblPr/>
       <w:tcPr>
@@ -11828,12 +11829,12 @@
     </w:tblStylePr>
     <w:tblStylePr w:type="neCell">
       <w:rPr>
-        <w:color w:val="000000" w:themeColor="text1"/>
+        <w:color w:val="000000"/>
       </w:rPr>
     </w:tblStylePr>
     <w:tblStylePr w:type="nwCell">
       <w:rPr>
-        <w:color w:val="000000" w:themeColor="text1"/>
+        <w:color w:val="000000"/>
       </w:rPr>
     </w:tblStylePr>
   </w:style>
@@ -11846,7 +11847,7 @@
       <w:spacing w:after="0" w:line="240" w:lineRule="auto"/>
     </w:pPr>
     <w:rPr>
-      <w:color w:val="000000" w:themeColor="text1"/>
+      <w:color w:val="000000"/>
     </w:rPr>
     <w:tblPr>
       <w:tblStyleRowBandSize w:val="1"/>
@@ -11892,7 +11893,7 @@
       <w:rPr>
         <w:b/>
         <w:bCs/>
-        <w:color w:val="FFFFFF" w:themeColor="background1"/>
+        <w:color w:val="000000"/>
       </w:rPr>
       <w:tblPr/>
       <w:tcPr>
@@ -11904,7 +11905,7 @@
     </w:tblStylePr>
     <w:tblStylePr w:type="firstCol">
       <w:rPr>
-        <w:color w:val="FFFFFF" w:themeColor="background1"/>
+        <w:color w:val="000000"/>
       </w:rPr>
       <w:tblPr/>
       <w:tcPr>
@@ -11921,7 +11922,7 @@
     </w:tblStylePr>
     <w:tblStylePr w:type="lastCol">
       <w:rPr>
-        <w:color w:val="FFFFFF" w:themeColor="background1"/>
+        <w:color w:val="000000"/>
       </w:rPr>
       <w:tblPr/>
       <w:tcPr>
@@ -11950,12 +11951,12 @@
     </w:tblStylePr>
     <w:tblStylePr w:type="neCell">
       <w:rPr>
-        <w:color w:val="000000" w:themeColor="text1"/>
+        <w:color w:val="000000"/>
       </w:rPr>
     </w:tblStylePr>
     <w:tblStylePr w:type="nwCell">
       <w:rPr>
-        <w:color w:val="000000" w:themeColor="text1"/>
+        <w:color w:val="000000"/>
       </w:rPr>
     </w:tblStylePr>
   </w:style>
@@ -11968,7 +11969,7 @@
       <w:spacing w:after="0" w:line="240" w:lineRule="auto"/>
     </w:pPr>
     <w:rPr>
-      <w:color w:val="000000" w:themeColor="text1"/>
+      <w:color w:val="000000"/>
     </w:rPr>
     <w:tblPr>
       <w:tblStyleRowBandSize w:val="1"/>
@@ -11988,7 +11989,7 @@
       <w:rPr>
         <w:b/>
         <w:bCs/>
-        <w:color w:val="FFFFFF" w:themeColor="background1"/>
+        <w:color w:val="000000"/>
       </w:rPr>
       <w:tblPr/>
       <w:tcPr>
@@ -12002,7 +12003,7 @@
       <w:rPr>
         <w:b/>
         <w:bCs/>
-        <w:color w:val="9E3A38" w:themeColor="accent2" w:themeShade="CC"/>
+        <w:color w:val="000000"/>
       </w:rPr>
       <w:tblPr/>
       <w:tcPr>
@@ -12054,7 +12055,7 @@
       <w:spacing w:after="0" w:line="240" w:lineRule="auto"/>
     </w:pPr>
     <w:rPr>
-      <w:color w:val="000000" w:themeColor="text1"/>
+      <w:color w:val="000000"/>
     </w:rPr>
     <w:tblPr>
       <w:tblStyleRowBandSize w:val="1"/>
@@ -12074,7 +12075,7 @@
       <w:rPr>
         <w:b/>
         <w:bCs/>
-        <w:color w:val="FFFFFF" w:themeColor="background1"/>
+        <w:color w:val="000000"/>
       </w:rPr>
       <w:tblPr/>
       <w:tcPr>
@@ -12088,7 +12089,7 @@
       <w:rPr>
         <w:b/>
         <w:bCs/>
-        <w:color w:val="9E3A38" w:themeColor="accent2" w:themeShade="CC"/>
+        <w:color w:val="000000"/>
       </w:rPr>
       <w:tblPr/>
       <w:tcPr>
@@ -12140,7 +12141,7 @@
       <w:spacing w:after="0" w:line="240" w:lineRule="auto"/>
     </w:pPr>
     <w:rPr>
-      <w:color w:val="000000" w:themeColor="text1"/>
+      <w:color w:val="000000"/>
     </w:rPr>
     <w:tblPr>
       <w:tblStyleRowBandSize w:val="1"/>
@@ -12160,7 +12161,7 @@
       <w:rPr>
         <w:b/>
         <w:bCs/>
-        <w:color w:val="FFFFFF" w:themeColor="background1"/>
+        <w:color w:val="000000"/>
       </w:rPr>
       <w:tblPr/>
       <w:tcPr>
@@ -12174,7 +12175,7 @@
       <w:rPr>
         <w:b/>
         <w:bCs/>
-        <w:color w:val="9E3A38" w:themeColor="accent2" w:themeShade="CC"/>
+        <w:color w:val="000000"/>
       </w:rPr>
       <w:tblPr/>
       <w:tcPr>
@@ -12226,7 +12227,7 @@
       <w:spacing w:after="0" w:line="240" w:lineRule="auto"/>
     </w:pPr>
     <w:rPr>
-      <w:color w:val="000000" w:themeColor="text1"/>
+      <w:color w:val="000000"/>
     </w:rPr>
     <w:tblPr>
       <w:tblStyleRowBandSize w:val="1"/>
@@ -12246,7 +12247,7 @@
       <w:rPr>
         <w:b/>
         <w:bCs/>
-        <w:color w:val="FFFFFF" w:themeColor="background1"/>
+        <w:color w:val="000000"/>
       </w:rPr>
       <w:tblPr/>
       <w:tcPr>
@@ -12260,7 +12261,7 @@
       <w:rPr>
         <w:b/>
         <w:bCs/>
-        <w:color w:val="664E82" w:themeColor="accent4" w:themeShade="CC"/>
+        <w:color w:val="000000"/>
       </w:rPr>
       <w:tblPr/>
       <w:tcPr>
@@ -12312,7 +12313,7 @@
       <w:spacing w:after="0" w:line="240" w:lineRule="auto"/>
     </w:pPr>
     <w:rPr>
-      <w:color w:val="000000" w:themeColor="text1"/>
+      <w:color w:val="000000"/>
     </w:rPr>
     <w:tblPr>
       <w:tblStyleRowBandSize w:val="1"/>
@@ -12332,7 +12333,7 @@
       <w:rPr>
         <w:b/>
         <w:bCs/>
-        <w:color w:val="FFFFFF" w:themeColor="background1"/>
+        <w:color w:val="000000"/>
       </w:rPr>
       <w:tblPr/>
       <w:tcPr>
@@ -12346,7 +12347,7 @@
       <w:rPr>
         <w:b/>
         <w:bCs/>
-        <w:color w:val="7E9C40" w:themeColor="accent3" w:themeShade="CC"/>
+        <w:color w:val="000000"/>
       </w:rPr>
       <w:tblPr/>
       <w:tcPr>
@@ -12398,7 +12399,7 @@
       <w:spacing w:after="0" w:line="240" w:lineRule="auto"/>
     </w:pPr>
     <w:rPr>
-      <w:color w:val="000000" w:themeColor="text1"/>
+      <w:color w:val="000000"/>
     </w:rPr>
     <w:tblPr>
       <w:tblStyleRowBandSize w:val="1"/>
@@ -12418,7 +12419,7 @@
       <w:rPr>
         <w:b/>
         <w:bCs/>
-        <w:color w:val="FFFFFF" w:themeColor="background1"/>
+        <w:color w:val="000000"/>
       </w:rPr>
       <w:tblPr/>
       <w:tcPr>
@@ -12432,7 +12433,7 @@
       <w:rPr>
         <w:b/>
         <w:bCs/>
-        <w:color w:val="F2730A" w:themeColor="accent6" w:themeShade="CC"/>
+        <w:color w:val="000000"/>
       </w:rPr>
       <w:tblPr/>
       <w:tcPr>
@@ -12484,7 +12485,7 @@
       <w:spacing w:after="0" w:line="240" w:lineRule="auto"/>
     </w:pPr>
     <w:rPr>
-      <w:color w:val="000000" w:themeColor="text1"/>
+      <w:color w:val="000000"/>
     </w:rPr>
     <w:tblPr>
       <w:tblStyleRowBandSize w:val="1"/>
@@ -12504,7 +12505,7 @@
       <w:rPr>
         <w:b/>
         <w:bCs/>
-        <w:color w:val="FFFFFF" w:themeColor="background1"/>
+        <w:color w:val="000000"/>
       </w:rPr>
       <w:tblPr/>
       <w:tcPr>
@@ -12518,7 +12519,7 @@
       <w:rPr>
         <w:b/>
         <w:bCs/>
-        <w:color w:val="348DA5" w:themeColor="accent5" w:themeShade="CC"/>
+        <w:color w:val="000000"/>
       </w:rPr>
       <w:tblPr/>
       <w:tcPr>
@@ -12570,7 +12571,7 @@
       <w:spacing w:after="0" w:line="240" w:lineRule="auto"/>
     </w:pPr>
     <w:rPr>
-      <w:color w:val="000000" w:themeColor="text1"/>
+      <w:color w:val="000000"/>
     </w:rPr>
     <w:tblPr>
       <w:tblStyleRowBandSize w:val="1"/>
@@ -12603,7 +12604,7 @@
       <w:rPr>
         <w:b/>
         <w:bCs/>
-        <w:color w:val="000000" w:themeColor="text1"/>
+        <w:color w:val="000000"/>
       </w:rPr>
       <w:tblPr/>
       <w:tcPr>
@@ -12612,7 +12613,7 @@
     </w:tblStylePr>
     <w:tblStylePr w:type="firstCol">
       <w:rPr>
-        <w:color w:val="FFFFFF" w:themeColor="background1"/>
+        <w:color w:val="000000"/>
       </w:rPr>
       <w:tblPr/>
       <w:tcPr>
@@ -12621,7 +12622,7 @@
     </w:tblStylePr>
     <w:tblStylePr w:type="lastCol">
       <w:rPr>
-        <w:color w:val="FFFFFF" w:themeColor="background1"/>
+        <w:color w:val="000000"/>
       </w:rPr>
       <w:tblPr/>
       <w:tcPr>
@@ -12650,7 +12651,7 @@
       <w:spacing w:after="0" w:line="240" w:lineRule="auto"/>
     </w:pPr>
     <w:rPr>
-      <w:color w:val="000000" w:themeColor="text1"/>
+      <w:color w:val="000000"/>
     </w:rPr>
     <w:tblPr>
       <w:tblStyleRowBandSize w:val="1"/>
@@ -12683,7 +12684,7 @@
       <w:rPr>
         <w:b/>
         <w:bCs/>
-        <w:color w:val="000000" w:themeColor="text1"/>
+        <w:color w:val="000000"/>
       </w:rPr>
       <w:tblPr/>
       <w:tcPr>
@@ -12692,7 +12693,7 @@
     </w:tblStylePr>
     <w:tblStylePr w:type="firstCol">
       <w:rPr>
-        <w:color w:val="FFFFFF" w:themeColor="background1"/>
+        <w:color w:val="000000"/>
       </w:rPr>
       <w:tblPr/>
       <w:tcPr>
@@ -12701,7 +12702,7 @@
     </w:tblStylePr>
     <w:tblStylePr w:type="lastCol">
       <w:rPr>
-        <w:color w:val="FFFFFF" w:themeColor="background1"/>
+        <w:color w:val="000000"/>
       </w:rPr>
       <w:tblPr/>
       <w:tcPr>
@@ -12730,7 +12731,7 @@
       <w:spacing w:after="0" w:line="240" w:lineRule="auto"/>
     </w:pPr>
     <w:rPr>
-      <w:color w:val="000000" w:themeColor="text1"/>
+      <w:color w:val="000000"/>
     </w:rPr>
     <w:tblPr>
       <w:tblStyleRowBandSize w:val="1"/>
@@ -12763,7 +12764,7 @@
       <w:rPr>
         <w:b/>
         <w:bCs/>
-        <w:color w:val="000000" w:themeColor="text1"/>
+        <w:color w:val="000000"/>
       </w:rPr>
       <w:tblPr/>
       <w:tcPr>
@@ -12772,7 +12773,7 @@
     </w:tblStylePr>
     <w:tblStylePr w:type="firstCol">
       <w:rPr>
-        <w:color w:val="FFFFFF" w:themeColor="background1"/>
+        <w:color w:val="000000"/>
       </w:rPr>
       <w:tblPr/>
       <w:tcPr>
@@ -12781,7 +12782,7 @@
     </w:tblStylePr>
     <w:tblStylePr w:type="lastCol">
       <w:rPr>
-        <w:color w:val="FFFFFF" w:themeColor="background1"/>
+        <w:color w:val="000000"/>
       </w:rPr>
       <w:tblPr/>
       <w:tcPr>
@@ -12810,7 +12811,7 @@
       <w:spacing w:after="0" w:line="240" w:lineRule="auto"/>
     </w:pPr>
     <w:rPr>
-      <w:color w:val="000000" w:themeColor="text1"/>
+      <w:color w:val="000000"/>
     </w:rPr>
     <w:tblPr>
       <w:tblStyleRowBandSize w:val="1"/>
@@ -12843,7 +12844,7 @@
       <w:rPr>
         <w:b/>
         <w:bCs/>
-        <w:color w:val="000000" w:themeColor="text1"/>
+        <w:color w:val="000000"/>
       </w:rPr>
       <w:tblPr/>
       <w:tcPr>
@@ -12852,7 +12853,7 @@
     </w:tblStylePr>
     <w:tblStylePr w:type="firstCol">
       <w:rPr>
-        <w:color w:val="FFFFFF" w:themeColor="background1"/>
+        <w:color w:val="000000"/>
       </w:rPr>
       <w:tblPr/>
       <w:tcPr>
@@ -12861,7 +12862,7 @@
     </w:tblStylePr>
     <w:tblStylePr w:type="lastCol">
       <w:rPr>
-        <w:color w:val="FFFFFF" w:themeColor="background1"/>
+        <w:color w:val="000000"/>
       </w:rPr>
       <w:tblPr/>
       <w:tcPr>
@@ -12890,7 +12891,7 @@
       <w:spacing w:after="0" w:line="240" w:lineRule="auto"/>
     </w:pPr>
     <w:rPr>
-      <w:color w:val="000000" w:themeColor="text1"/>
+      <w:color w:val="000000"/>
     </w:rPr>
     <w:tblPr>
       <w:tblStyleRowBandSize w:val="1"/>
@@ -12923,7 +12924,7 @@
       <w:rPr>
         <w:b/>
         <w:bCs/>
-        <w:color w:val="000000" w:themeColor="text1"/>
+        <w:color w:val="000000"/>
       </w:rPr>
       <w:tblPr/>
       <w:tcPr>
@@ -12932,7 +12933,7 @@
     </w:tblStylePr>
     <w:tblStylePr w:type="firstCol">
       <w:rPr>
-        <w:color w:val="FFFFFF" w:themeColor="background1"/>
+        <w:color w:val="000000"/>
       </w:rPr>
       <w:tblPr/>
       <w:tcPr>
@@ -12941,7 +12942,7 @@
     </w:tblStylePr>
     <w:tblStylePr w:type="lastCol">
       <w:rPr>
-        <w:color w:val="FFFFFF" w:themeColor="background1"/>
+        <w:color w:val="000000"/>
       </w:rPr>
       <w:tblPr/>
       <w:tcPr>
@@ -12970,7 +12971,7 @@
       <w:spacing w:after="0" w:line="240" w:lineRule="auto"/>
     </w:pPr>
     <w:rPr>
-      <w:color w:val="000000" w:themeColor="text1"/>
+      <w:color w:val="000000"/>
     </w:rPr>
     <w:tblPr>
       <w:tblStyleRowBandSize w:val="1"/>
@@ -13003,7 +13004,7 @@
       <w:rPr>
         <w:b/>
         <w:bCs/>
-        <w:color w:val="000000" w:themeColor="text1"/>
+        <w:color w:val="000000"/>
       </w:rPr>
       <w:tblPr/>
       <w:tcPr>
@@ -13012,7 +13013,7 @@
     </w:tblStylePr>
     <w:tblStylePr w:type="firstCol">
       <w:rPr>
-        <w:color w:val="FFFFFF" w:themeColor="background1"/>
+        <w:color w:val="000000"/>
       </w:rPr>
       <w:tblPr/>
       <w:tcPr>
@@ -13021,7 +13022,7 @@
     </w:tblStylePr>
     <w:tblStylePr w:type="lastCol">
       <w:rPr>
-        <w:color w:val="FFFFFF" w:themeColor="background1"/>
+        <w:color w:val="000000"/>
       </w:rPr>
       <w:tblPr/>
       <w:tcPr>
@@ -13050,7 +13051,7 @@
       <w:spacing w:after="0" w:line="240" w:lineRule="auto"/>
     </w:pPr>
     <w:rPr>
-      <w:color w:val="000000" w:themeColor="text1"/>
+      <w:color w:val="000000"/>
     </w:rPr>
     <w:tblPr>
       <w:tblStyleRowBandSize w:val="1"/>
@@ -13083,7 +13084,7 @@
       <w:rPr>
         <w:b/>
         <w:bCs/>
-        <w:color w:val="000000" w:themeColor="text1"/>
+        <w:color w:val="000000"/>
       </w:rPr>
       <w:tblPr/>
       <w:tcPr>
@@ -13092,7 +13093,7 @@
     </w:tblStylePr>
     <w:tblStylePr w:type="firstCol">
       <w:rPr>
-        <w:color w:val="FFFFFF" w:themeColor="background1"/>
+        <w:color w:val="000000"/>
       </w:rPr>
       <w:tblPr/>
       <w:tcPr>
@@ -13101,7 +13102,7 @@
     </w:tblStylePr>
     <w:tblStylePr w:type="lastCol">
       <w:rPr>
-        <w:color w:val="FFFFFF" w:themeColor="background1"/>
+        <w:color w:val="000000"/>
       </w:rPr>
       <w:tblPr/>
       <w:tcPr>
